--- a/internal_doc/03.开发设计/性能/trace的优化改进.docx
+++ b/internal_doc/03.开发设计/性能/trace的优化改进.docx
@@ -408,202 +408,179 @@
     </w:p>
     <w:p>
       <w:pPr>
-        <w:rPr>
-          <w:rFonts w:ascii="宋体" w:eastAsia="宋体" w:hAnsi="Times New Roman" w:cs="Times New Roman"/>
-          <w:noProof/>
-          <w:color w:val="010001"/>
-          <w:kern w:val="0"/>
-          <w:sz w:val="20"/>
-          <w:szCs w:val="20"/>
-        </w:rPr>
-      </w:pPr>
-      <w:r>
-        <w:rPr>
-          <w:rFonts w:ascii="宋体" w:eastAsia="宋体" w:hAnsi="Times New Roman" w:cs="Times New Roman"/>
-          <w:noProof/>
-          <w:color w:val="010001"/>
-          <w:kern w:val="0"/>
-          <w:sz w:val="20"/>
-          <w:szCs w:val="20"/>
-        </w:rPr>
-        <w:t>_pdTraceCB</w:t>
-      </w:r>
-      <w:r>
-        <w:rPr>
-          <w:rFonts w:ascii="宋体" w:eastAsia="宋体" w:hAnsi="Times New Roman" w:cs="Times New Roman"/>
-          <w:noProof/>
-          <w:kern w:val="0"/>
-          <w:sz w:val="20"/>
-          <w:szCs w:val="20"/>
-        </w:rPr>
-        <w:t>::</w:t>
-      </w:r>
-      <w:r>
-        <w:rPr>
-          <w:rFonts w:ascii="宋体" w:eastAsia="宋体" w:hAnsi="Times New Roman" w:cs="Times New Roman"/>
-          <w:noProof/>
-          <w:color w:val="010001"/>
-          <w:kern w:val="0"/>
-          <w:sz w:val="20"/>
-          <w:szCs w:val="20"/>
-        </w:rPr>
-        <w:t>start</w:t>
-      </w:r>
-      <w:r>
-        <w:rPr>
-          <w:rFonts w:ascii="宋体" w:eastAsia="宋体" w:hAnsi="Times New Roman" w:cs="Times New Roman" w:hint="eastAsia"/>
-          <w:noProof/>
-          <w:color w:val="010001"/>
-          <w:kern w:val="0"/>
-          <w:sz w:val="20"/>
-          <w:szCs w:val="20"/>
-        </w:rPr>
-        <w:t>的接口修改，增加需要追踪的线程ID数组</w:t>
-      </w:r>
-    </w:p>
-    <w:p>
-      <w:pPr>
         <w:autoSpaceDE w:val="0"/>
         <w:autoSpaceDN w:val="0"/>
         <w:adjustRightInd w:val="0"/>
         <w:ind w:left="0"/>
         <w:jc w:val="left"/>
         <w:rPr>
-          <w:rFonts w:ascii="宋体" w:eastAsia="宋体" w:hAnsi="Times New Roman" w:cs="Times New Roman"/>
-          <w:noProof/>
-          <w:kern w:val="0"/>
-          <w:sz w:val="20"/>
-          <w:szCs w:val="20"/>
-        </w:rPr>
-      </w:pPr>
-      <w:r>
-        <w:rPr>
-          <w:rFonts w:ascii="宋体" w:eastAsia="宋体" w:hAnsi="Times New Roman" w:cs="Times New Roman" w:hint="eastAsia"/>
-          <w:noProof/>
-          <w:color w:val="010001"/>
-          <w:kern w:val="0"/>
-          <w:sz w:val="20"/>
-          <w:szCs w:val="20"/>
-        </w:rPr>
-        <w:t>原：</w:t>
-      </w:r>
-      <w:r>
-        <w:rPr>
-          <w:rFonts w:ascii="宋体" w:eastAsia="宋体" w:hAnsi="Times New Roman" w:cs="Times New Roman"/>
-          <w:noProof/>
-          <w:color w:val="010001"/>
-          <w:kern w:val="0"/>
-          <w:sz w:val="20"/>
-          <w:szCs w:val="20"/>
-        </w:rPr>
-        <w:t>INT32</w:t>
-      </w:r>
-      <w:r>
-        <w:rPr>
-          <w:rFonts w:ascii="宋体" w:eastAsia="宋体" w:hAnsi="Times New Roman" w:cs="Times New Roman"/>
-          <w:noProof/>
-          <w:kern w:val="0"/>
-          <w:sz w:val="20"/>
-          <w:szCs w:val="20"/>
+          <w:rFonts w:hint="eastAsia"/>
+        </w:rPr>
+      </w:pPr>
+      <w:r>
+        <w:rPr>
+          <w:rFonts w:hint="eastAsia"/>
+        </w:rPr>
+        <w:t>1</w:t>
+      </w:r>
+      <w:r>
+        <w:rPr>
+          <w:rFonts w:hint="eastAsia"/>
+        </w:rPr>
+        <w:t>）</w:t>
+      </w:r>
+      <w:r>
+        <w:t>_pdTraceCB::start</w:t>
+      </w:r>
+    </w:p>
+    <w:p>
+      <w:pPr>
+        <w:autoSpaceDE w:val="0"/>
+        <w:autoSpaceDN w:val="0"/>
+        <w:adjustRightInd w:val="0"/>
+        <w:ind w:left="0"/>
+        <w:jc w:val="left"/>
+      </w:pPr>
+      <w:r>
+        <w:rPr>
+          <w:rFonts w:hint="eastAsia"/>
+        </w:rPr>
+        <w:t>一个</w:t>
+      </w:r>
+      <w:r>
+        <w:rPr>
+          <w:rFonts w:hint="eastAsia"/>
+        </w:rPr>
+        <w:t>vector</w:t>
+      </w:r>
+      <w:r>
+        <w:rPr>
+          <w:rFonts w:hint="eastAsia"/>
+        </w:rPr>
+        <w:t>类型的</w:t>
+      </w:r>
+      <w:r>
+        <w:rPr>
+          <w:rFonts w:hint="eastAsia"/>
+        </w:rPr>
+        <w:t>tids</w:t>
+      </w:r>
+      <w:r>
+        <w:rPr>
+          <w:rFonts w:hint="eastAsia"/>
+        </w:rPr>
+        <w:t>，表示</w:t>
+      </w:r>
+      <w:r>
+        <w:rPr>
+          <w:rFonts w:hint="eastAsia"/>
+        </w:rPr>
+        <w:t>需要追踪的线程</w:t>
+      </w:r>
+      <w:r>
+        <w:rPr>
+          <w:rFonts w:hint="eastAsia"/>
+        </w:rPr>
+        <w:t>ID</w:t>
+      </w:r>
+      <w:r>
+        <w:rPr>
+          <w:rFonts w:hint="eastAsia"/>
+        </w:rPr>
+        <w:t>数组</w:t>
+      </w:r>
+      <w:r>
+        <w:rPr>
+          <w:rFonts w:hint="eastAsia"/>
+        </w:rPr>
+        <w:t>。</w:t>
+      </w:r>
+    </w:p>
+    <w:p>
+      <w:pPr>
+        <w:autoSpaceDE w:val="0"/>
+        <w:autoSpaceDN w:val="0"/>
+        <w:adjustRightInd w:val="0"/>
+        <w:ind w:left="0"/>
+        <w:jc w:val="left"/>
+        <w:rPr>
+          <w:rFonts w:hint="eastAsia"/>
+        </w:rPr>
+      </w:pPr>
+      <w:r>
+        <w:t>INT32 _pdTraceCB::start( UINT64 size, UINT32</w:t>
+      </w:r>
+      <w:r>
+        <w:rPr>
+          <w:rFonts w:hint="eastAsia"/>
         </w:rPr>
         <w:t xml:space="preserve"> </w:t>
       </w:r>
       <w:r>
-        <w:rPr>
-          <w:rFonts w:ascii="宋体" w:eastAsia="宋体" w:hAnsi="Times New Roman" w:cs="Times New Roman"/>
-          <w:noProof/>
-          <w:color w:val="010001"/>
-          <w:kern w:val="0"/>
-          <w:sz w:val="20"/>
-          <w:szCs w:val="20"/>
-        </w:rPr>
-        <w:t>_pdTraceCB</w:t>
-      </w:r>
-      <w:r>
-        <w:rPr>
-          <w:rFonts w:ascii="宋体" w:eastAsia="宋体" w:hAnsi="Times New Roman" w:cs="Times New Roman"/>
-          <w:noProof/>
-          <w:kern w:val="0"/>
-          <w:sz w:val="20"/>
-          <w:szCs w:val="20"/>
-        </w:rPr>
-        <w:t>::</w:t>
-      </w:r>
-      <w:r>
-        <w:rPr>
-          <w:rFonts w:ascii="宋体" w:eastAsia="宋体" w:hAnsi="Times New Roman" w:cs="Times New Roman"/>
-          <w:noProof/>
-          <w:color w:val="010001"/>
-          <w:kern w:val="0"/>
-          <w:sz w:val="20"/>
-          <w:szCs w:val="20"/>
-        </w:rPr>
-        <w:t>start</w:t>
-      </w:r>
-      <w:r>
-        <w:rPr>
-          <w:rFonts w:ascii="宋体" w:eastAsia="宋体" w:hAnsi="Times New Roman" w:cs="Times New Roman"/>
-          <w:noProof/>
-          <w:kern w:val="0"/>
-          <w:sz w:val="20"/>
-          <w:szCs w:val="20"/>
-        </w:rPr>
-        <w:t xml:space="preserve">( </w:t>
-      </w:r>
-      <w:r>
-        <w:rPr>
-          <w:rFonts w:ascii="宋体" w:eastAsia="宋体" w:hAnsi="Times New Roman" w:cs="Times New Roman"/>
-          <w:noProof/>
-          <w:color w:val="010001"/>
-          <w:kern w:val="0"/>
-          <w:sz w:val="20"/>
-          <w:szCs w:val="20"/>
-        </w:rPr>
-        <w:t>UINT64</w:t>
-      </w:r>
-      <w:r>
-        <w:rPr>
-          <w:rFonts w:ascii="宋体" w:eastAsia="宋体" w:hAnsi="Times New Roman" w:cs="Times New Roman"/>
-          <w:noProof/>
-          <w:kern w:val="0"/>
-          <w:sz w:val="20"/>
-          <w:szCs w:val="20"/>
-        </w:rPr>
-        <w:t xml:space="preserve"> </w:t>
-      </w:r>
-      <w:r>
-        <w:rPr>
-          <w:rFonts w:ascii="宋体" w:eastAsia="宋体" w:hAnsi="Times New Roman" w:cs="Times New Roman"/>
-          <w:noProof/>
-          <w:color w:val="010001"/>
-          <w:kern w:val="0"/>
-          <w:sz w:val="20"/>
-          <w:szCs w:val="20"/>
-        </w:rPr>
-        <w:t>size</w:t>
-      </w:r>
-      <w:r>
-        <w:rPr>
-          <w:rFonts w:ascii="宋体" w:eastAsia="宋体" w:hAnsi="Times New Roman" w:cs="Times New Roman"/>
-          <w:noProof/>
-          <w:kern w:val="0"/>
-          <w:sz w:val="20"/>
-          <w:szCs w:val="20"/>
-        </w:rPr>
-        <w:t xml:space="preserve">, </w:t>
-      </w:r>
-      <w:r>
-        <w:rPr>
-          <w:rFonts w:ascii="宋体" w:eastAsia="宋体" w:hAnsi="Times New Roman" w:cs="Times New Roman"/>
-          <w:noProof/>
-          <w:color w:val="010001"/>
-          <w:kern w:val="0"/>
-          <w:sz w:val="20"/>
-          <w:szCs w:val="20"/>
-        </w:rPr>
-        <w:t>UINT32</w:t>
-      </w:r>
-      <w:r>
+        <w:t>mask,</w:t>
+      </w:r>
+    </w:p>
+    <w:p>
+      <w:pPr>
+        <w:autoSpaceDE w:val="0"/>
+        <w:autoSpaceDN w:val="0"/>
+        <w:adjustRightInd w:val="0"/>
+        <w:ind w:leftChars="1000" w:left="2100" w:firstLineChars="50" w:firstLine="105"/>
+        <w:jc w:val="left"/>
+        <w:rPr>
+          <w:rFonts w:hint="eastAsia"/>
+        </w:rPr>
+      </w:pPr>
+      <w:r>
+        <w:t>std::vector&lt;UINT64&gt;*funcCode,</w:t>
+      </w:r>
+    </w:p>
+    <w:p>
+      <w:pPr>
+        <w:autoSpaceDE w:val="0"/>
+        <w:autoSpaceDN w:val="0"/>
+        <w:adjustRightInd w:val="0"/>
+        <w:ind w:leftChars="1000" w:left="2100" w:firstLineChars="50" w:firstLine="105"/>
+        <w:jc w:val="left"/>
+        <w:rPr>
+          <w:rFonts w:hint="eastAsia"/>
+        </w:rPr>
+      </w:pPr>
+      <w:r>
+        <w:t>std::vector&lt;UINT</w:t>
+      </w:r>
+      <w:r>
+        <w:rPr>
+          <w:rFonts w:hint="eastAsia"/>
+        </w:rPr>
+        <w:t>32</w:t>
+      </w:r>
+      <w:r>
+        <w:t>&gt;*</w:t>
+      </w:r>
+      <w:r>
+        <w:rPr>
+          <w:rFonts w:hint="eastAsia"/>
+        </w:rPr>
+        <w:t>tids</w:t>
+      </w:r>
+      <w:r>
+        <w:t xml:space="preserve"> )</w:t>
+      </w:r>
+      <w:r>
+        <w:rPr>
+          <w:rFonts w:hint="eastAsia"/>
+        </w:rPr>
+        <w:t xml:space="preserve"> ;</w:t>
+      </w:r>
+    </w:p>
+    <w:p>
+      <w:pPr>
+        <w:autoSpaceDE w:val="0"/>
+        <w:autoSpaceDN w:val="0"/>
+        <w:adjustRightInd w:val="0"/>
+        <w:ind w:left="0"/>
+        <w:jc w:val="left"/>
         <w:rPr>
           <w:rFonts w:ascii="宋体" w:eastAsia="宋体" w:hAnsi="Times New Roman" w:cs="Times New Roman" w:hint="eastAsia"/>
           <w:noProof/>
@@ -611,113 +588,7 @@
           <w:sz w:val="20"/>
           <w:szCs w:val="20"/>
         </w:rPr>
-        <w:t xml:space="preserve"> </w:t>
-      </w:r>
-      <w:r>
-        <w:rPr>
-          <w:rFonts w:ascii="宋体" w:eastAsia="宋体" w:hAnsi="Times New Roman" w:cs="Times New Roman"/>
-          <w:noProof/>
-          <w:color w:val="010001"/>
-          <w:kern w:val="0"/>
-          <w:sz w:val="20"/>
-          <w:szCs w:val="20"/>
-        </w:rPr>
-        <w:t>mask</w:t>
-      </w:r>
-      <w:r>
-        <w:rPr>
-          <w:rFonts w:ascii="宋体" w:eastAsia="宋体" w:hAnsi="Times New Roman" w:cs="Times New Roman"/>
-          <w:noProof/>
-          <w:kern w:val="0"/>
-          <w:sz w:val="20"/>
-          <w:szCs w:val="20"/>
-        </w:rPr>
-        <w:t>,</w:t>
-      </w:r>
-      <w:r>
-        <w:rPr>
-          <w:rFonts w:ascii="宋体" w:eastAsia="宋体" w:hAnsi="Times New Roman" w:cs="Times New Roman"/>
-          <w:noProof/>
-          <w:color w:val="010001"/>
-          <w:kern w:val="0"/>
-          <w:sz w:val="20"/>
-          <w:szCs w:val="20"/>
-        </w:rPr>
-        <w:t>std</w:t>
-      </w:r>
-      <w:r>
-        <w:rPr>
-          <w:rFonts w:ascii="宋体" w:eastAsia="宋体" w:hAnsi="Times New Roman" w:cs="Times New Roman"/>
-          <w:noProof/>
-          <w:kern w:val="0"/>
-          <w:sz w:val="20"/>
-          <w:szCs w:val="20"/>
-        </w:rPr>
-        <w:t>::</w:t>
-      </w:r>
-      <w:r>
-        <w:rPr>
-          <w:rFonts w:ascii="宋体" w:eastAsia="宋体" w:hAnsi="Times New Roman" w:cs="Times New Roman"/>
-          <w:noProof/>
-          <w:color w:val="010001"/>
-          <w:kern w:val="0"/>
-          <w:sz w:val="20"/>
-          <w:szCs w:val="20"/>
-        </w:rPr>
-        <w:t>vector</w:t>
-      </w:r>
-      <w:r>
-        <w:rPr>
-          <w:rFonts w:ascii="宋体" w:eastAsia="宋体" w:hAnsi="Times New Roman" w:cs="Times New Roman"/>
-          <w:noProof/>
-          <w:kern w:val="0"/>
-          <w:sz w:val="20"/>
-          <w:szCs w:val="20"/>
-        </w:rPr>
-        <w:t>&lt;</w:t>
-      </w:r>
-      <w:r>
-        <w:rPr>
-          <w:rFonts w:ascii="宋体" w:eastAsia="宋体" w:hAnsi="Times New Roman" w:cs="Times New Roman"/>
-          <w:noProof/>
-          <w:color w:val="010001"/>
-          <w:kern w:val="0"/>
-          <w:sz w:val="20"/>
-          <w:szCs w:val="20"/>
-        </w:rPr>
-        <w:t>UINT64</w:t>
-      </w:r>
-      <w:r>
-        <w:rPr>
-          <w:rFonts w:ascii="宋体" w:eastAsia="宋体" w:hAnsi="Times New Roman" w:cs="Times New Roman"/>
-          <w:noProof/>
-          <w:kern w:val="0"/>
-          <w:sz w:val="20"/>
-          <w:szCs w:val="20"/>
-        </w:rPr>
-        <w:t>&gt;*</w:t>
-      </w:r>
-      <w:r>
-        <w:rPr>
-          <w:rFonts w:ascii="宋体" w:eastAsia="宋体" w:hAnsi="Times New Roman" w:cs="Times New Roman"/>
-          <w:noProof/>
-          <w:color w:val="010001"/>
-          <w:kern w:val="0"/>
-          <w:sz w:val="20"/>
-          <w:szCs w:val="20"/>
-        </w:rPr>
-        <w:t>funcCode</w:t>
-      </w:r>
-      <w:r>
-        <w:rPr>
-          <w:rFonts w:ascii="宋体" w:eastAsia="宋体" w:hAnsi="Times New Roman" w:cs="Times New Roman"/>
-          <w:noProof/>
-          <w:kern w:val="0"/>
-          <w:sz w:val="20"/>
-          <w:szCs w:val="20"/>
-        </w:rPr>
-        <w:t xml:space="preserve"> )</w:t>
-      </w:r>
+      </w:pPr>
     </w:p>
     <w:p>
       <w:pPr>
@@ -726,343 +597,24 @@
         <w:adjustRightInd w:val="0"/>
         <w:ind w:left="0"/>
         <w:jc w:val="left"/>
-      </w:pPr>
-      <w:r>
-        <w:rPr>
-          <w:rFonts w:ascii="宋体" w:eastAsia="宋体" w:hAnsi="Times New Roman" w:cs="Times New Roman" w:hint="eastAsia"/>
-          <w:noProof/>
-          <w:color w:val="010001"/>
-          <w:kern w:val="0"/>
-          <w:sz w:val="20"/>
-          <w:szCs w:val="20"/>
-        </w:rPr>
-        <w:t>新：</w:t>
-      </w:r>
-      <w:r>
-        <w:rPr>
-          <w:rFonts w:ascii="宋体" w:eastAsia="宋体" w:hAnsi="Times New Roman" w:cs="Times New Roman"/>
-          <w:noProof/>
-          <w:color w:val="010001"/>
-          <w:kern w:val="0"/>
-          <w:sz w:val="20"/>
-          <w:szCs w:val="20"/>
-        </w:rPr>
-        <w:t>INT32</w:t>
-      </w:r>
-      <w:r>
-        <w:rPr>
-          <w:rFonts w:ascii="宋体" w:eastAsia="宋体" w:hAnsi="Times New Roman" w:cs="Times New Roman"/>
-          <w:noProof/>
-          <w:kern w:val="0"/>
-          <w:sz w:val="20"/>
-          <w:szCs w:val="20"/>
-        </w:rPr>
-        <w:t xml:space="preserve"> </w:t>
-      </w:r>
-      <w:r>
-        <w:rPr>
-          <w:rFonts w:ascii="宋体" w:eastAsia="宋体" w:hAnsi="Times New Roman" w:cs="Times New Roman"/>
-          <w:noProof/>
-          <w:color w:val="010001"/>
-          <w:kern w:val="0"/>
-          <w:sz w:val="20"/>
-          <w:szCs w:val="20"/>
-        </w:rPr>
-        <w:t>_pdTraceCB</w:t>
-      </w:r>
-      <w:r>
-        <w:rPr>
-          <w:rFonts w:ascii="宋体" w:eastAsia="宋体" w:hAnsi="Times New Roman" w:cs="Times New Roman"/>
-          <w:noProof/>
-          <w:kern w:val="0"/>
-          <w:sz w:val="20"/>
-          <w:szCs w:val="20"/>
-        </w:rPr>
-        <w:t>::</w:t>
-      </w:r>
-      <w:r>
-        <w:rPr>
-          <w:rFonts w:ascii="宋体" w:eastAsia="宋体" w:hAnsi="Times New Roman" w:cs="Times New Roman"/>
-          <w:noProof/>
-          <w:color w:val="010001"/>
-          <w:kern w:val="0"/>
-          <w:sz w:val="20"/>
-          <w:szCs w:val="20"/>
-        </w:rPr>
-        <w:t>start</w:t>
-      </w:r>
-      <w:r>
-        <w:rPr>
-          <w:rFonts w:ascii="宋体" w:eastAsia="宋体" w:hAnsi="Times New Roman" w:cs="Times New Roman"/>
-          <w:noProof/>
-          <w:kern w:val="0"/>
-          <w:sz w:val="20"/>
-          <w:szCs w:val="20"/>
-        </w:rPr>
-        <w:t xml:space="preserve">( </w:t>
-      </w:r>
-      <w:r>
-        <w:rPr>
-          <w:rFonts w:ascii="宋体" w:eastAsia="宋体" w:hAnsi="Times New Roman" w:cs="Times New Roman"/>
-          <w:noProof/>
-          <w:color w:val="010001"/>
-          <w:kern w:val="0"/>
-          <w:sz w:val="20"/>
-          <w:szCs w:val="20"/>
-        </w:rPr>
-        <w:t>UINT64</w:t>
-      </w:r>
-      <w:r>
-        <w:rPr>
-          <w:rFonts w:ascii="宋体" w:eastAsia="宋体" w:hAnsi="Times New Roman" w:cs="Times New Roman"/>
-          <w:noProof/>
-          <w:kern w:val="0"/>
-          <w:sz w:val="20"/>
-          <w:szCs w:val="20"/>
-        </w:rPr>
-        <w:t xml:space="preserve"> </w:t>
-      </w:r>
-      <w:r>
-        <w:rPr>
-          <w:rFonts w:ascii="宋体" w:eastAsia="宋体" w:hAnsi="Times New Roman" w:cs="Times New Roman"/>
-          <w:noProof/>
-          <w:color w:val="010001"/>
-          <w:kern w:val="0"/>
-          <w:sz w:val="20"/>
-          <w:szCs w:val="20"/>
-        </w:rPr>
-        <w:t>size</w:t>
-      </w:r>
-      <w:r>
-        <w:rPr>
-          <w:rFonts w:ascii="宋体" w:eastAsia="宋体" w:hAnsi="Times New Roman" w:cs="Times New Roman"/>
-          <w:noProof/>
-          <w:kern w:val="0"/>
-          <w:sz w:val="20"/>
-          <w:szCs w:val="20"/>
-        </w:rPr>
-        <w:t xml:space="preserve">, </w:t>
-      </w:r>
-      <w:r>
-        <w:rPr>
-          <w:rFonts w:ascii="宋体" w:eastAsia="宋体" w:hAnsi="Times New Roman" w:cs="Times New Roman"/>
-          <w:noProof/>
-          <w:color w:val="010001"/>
-          <w:kern w:val="0"/>
-          <w:sz w:val="20"/>
-          <w:szCs w:val="20"/>
-        </w:rPr>
-        <w:t>UINT32</w:t>
-      </w:r>
-      <w:r>
-        <w:rPr>
-          <w:rFonts w:ascii="宋体" w:eastAsia="宋体" w:hAnsi="Times New Roman" w:cs="Times New Roman" w:hint="eastAsia"/>
-          <w:noProof/>
-          <w:kern w:val="0"/>
-          <w:sz w:val="20"/>
-          <w:szCs w:val="20"/>
-        </w:rPr>
-        <w:t xml:space="preserve"> </w:t>
-      </w:r>
-      <w:r>
-        <w:rPr>
-          <w:rFonts w:ascii="宋体" w:eastAsia="宋体" w:hAnsi="Times New Roman" w:cs="Times New Roman"/>
-          <w:noProof/>
-          <w:color w:val="010001"/>
-          <w:kern w:val="0"/>
-          <w:sz w:val="20"/>
-          <w:szCs w:val="20"/>
-        </w:rPr>
-        <w:t>mask</w:t>
-      </w:r>
-      <w:r>
-        <w:rPr>
-          <w:rFonts w:ascii="宋体" w:eastAsia="宋体" w:hAnsi="Times New Roman" w:cs="Times New Roman"/>
-          <w:noProof/>
-          <w:kern w:val="0"/>
-          <w:sz w:val="20"/>
-          <w:szCs w:val="20"/>
-        </w:rPr>
-        <w:t>,</w:t>
-      </w:r>
-      <w:r>
-        <w:rPr>
-          <w:rFonts w:ascii="宋体" w:eastAsia="宋体" w:hAnsi="Times New Roman" w:cs="Times New Roman"/>
-          <w:noProof/>
-          <w:color w:val="010001"/>
-          <w:kern w:val="0"/>
-          <w:sz w:val="20"/>
-          <w:szCs w:val="20"/>
-        </w:rPr>
-        <w:t>std</w:t>
-      </w:r>
-      <w:r>
-        <w:rPr>
-          <w:rFonts w:ascii="宋体" w:eastAsia="宋体" w:hAnsi="Times New Roman" w:cs="Times New Roman"/>
-          <w:noProof/>
-          <w:kern w:val="0"/>
-          <w:sz w:val="20"/>
-          <w:szCs w:val="20"/>
-        </w:rPr>
-        <w:t>::</w:t>
-      </w:r>
-      <w:r>
-        <w:rPr>
-          <w:rFonts w:ascii="宋体" w:eastAsia="宋体" w:hAnsi="Times New Roman" w:cs="Times New Roman"/>
-          <w:noProof/>
-          <w:color w:val="010001"/>
-          <w:kern w:val="0"/>
-          <w:sz w:val="20"/>
-          <w:szCs w:val="20"/>
-        </w:rPr>
-        <w:t>vector</w:t>
-      </w:r>
-      <w:r>
-        <w:rPr>
-          <w:rFonts w:ascii="宋体" w:eastAsia="宋体" w:hAnsi="Times New Roman" w:cs="Times New Roman"/>
-          <w:noProof/>
-          <w:kern w:val="0"/>
-          <w:sz w:val="20"/>
-          <w:szCs w:val="20"/>
-        </w:rPr>
-        <w:t>&lt;</w:t>
-      </w:r>
-      <w:r>
-        <w:rPr>
-          <w:rFonts w:ascii="宋体" w:eastAsia="宋体" w:hAnsi="Times New Roman" w:cs="Times New Roman"/>
-          <w:noProof/>
-          <w:color w:val="010001"/>
-          <w:kern w:val="0"/>
-          <w:sz w:val="20"/>
-          <w:szCs w:val="20"/>
-        </w:rPr>
-        <w:t>UINT64</w:t>
-      </w:r>
-      <w:r>
-        <w:rPr>
-          <w:rFonts w:ascii="宋体" w:eastAsia="宋体" w:hAnsi="Times New Roman" w:cs="Times New Roman"/>
-          <w:noProof/>
-          <w:kern w:val="0"/>
-          <w:sz w:val="20"/>
-          <w:szCs w:val="20"/>
-        </w:rPr>
-        <w:t>&gt;*</w:t>
-      </w:r>
-      <w:r>
-        <w:rPr>
-          <w:rFonts w:ascii="宋体" w:eastAsia="宋体" w:hAnsi="Times New Roman" w:cs="Times New Roman"/>
-          <w:noProof/>
-          <w:color w:val="010001"/>
-          <w:kern w:val="0"/>
-          <w:sz w:val="20"/>
-          <w:szCs w:val="20"/>
-        </w:rPr>
-        <w:t>funcCode</w:t>
-      </w:r>
-      <w:r>
-        <w:rPr>
-          <w:rFonts w:ascii="宋体" w:eastAsia="宋体" w:hAnsi="Times New Roman" w:cs="Times New Roman"/>
-          <w:noProof/>
-          <w:kern w:val="0"/>
-          <w:sz w:val="20"/>
-          <w:szCs w:val="20"/>
-        </w:rPr>
-        <w:t>,</w:t>
-      </w:r>
-      <w:r>
-        <w:rPr>
-          <w:rFonts w:ascii="宋体" w:eastAsia="宋体" w:hAnsi="Times New Roman" w:cs="Times New Roman"/>
-          <w:noProof/>
-          <w:color w:val="010001"/>
-          <w:kern w:val="0"/>
-          <w:sz w:val="20"/>
-          <w:szCs w:val="20"/>
-        </w:rPr>
-        <w:t>std</w:t>
-      </w:r>
-      <w:r>
-        <w:rPr>
-          <w:rFonts w:ascii="宋体" w:eastAsia="宋体" w:hAnsi="Times New Roman" w:cs="Times New Roman"/>
-          <w:noProof/>
-          <w:kern w:val="0"/>
-          <w:sz w:val="20"/>
-          <w:szCs w:val="20"/>
-        </w:rPr>
-        <w:t>::</w:t>
-      </w:r>
-      <w:r>
-        <w:rPr>
-          <w:rFonts w:ascii="宋体" w:eastAsia="宋体" w:hAnsi="Times New Roman" w:cs="Times New Roman"/>
-          <w:noProof/>
-          <w:color w:val="010001"/>
-          <w:kern w:val="0"/>
-          <w:sz w:val="20"/>
-          <w:szCs w:val="20"/>
-        </w:rPr>
-        <w:t>vector</w:t>
-      </w:r>
-      <w:r>
-        <w:rPr>
-          <w:rFonts w:ascii="宋体" w:eastAsia="宋体" w:hAnsi="Times New Roman" w:cs="Times New Roman"/>
-          <w:noProof/>
-          <w:kern w:val="0"/>
-          <w:sz w:val="20"/>
-          <w:szCs w:val="20"/>
-        </w:rPr>
-        <w:t>&lt;</w:t>
-      </w:r>
-      <w:r>
-        <w:rPr>
-          <w:rFonts w:ascii="宋体" w:eastAsia="宋体" w:hAnsi="Times New Roman" w:cs="Times New Roman"/>
-          <w:noProof/>
-          <w:color w:val="010001"/>
-          <w:kern w:val="0"/>
-          <w:sz w:val="20"/>
-          <w:szCs w:val="20"/>
-        </w:rPr>
-        <w:t>UINT</w:t>
-      </w:r>
-      <w:r>
-        <w:rPr>
-          <w:rFonts w:ascii="宋体" w:eastAsia="宋体" w:hAnsi="Times New Roman" w:cs="Times New Roman" w:hint="eastAsia"/>
-          <w:noProof/>
-          <w:color w:val="010001"/>
-          <w:kern w:val="0"/>
-          <w:sz w:val="20"/>
-          <w:szCs w:val="20"/>
-        </w:rPr>
-        <w:t>32</w:t>
-      </w:r>
-      <w:r>
-        <w:rPr>
-          <w:rFonts w:ascii="宋体" w:eastAsia="宋体" w:hAnsi="Times New Roman" w:cs="Times New Roman"/>
-          <w:noProof/>
-          <w:kern w:val="0"/>
-          <w:sz w:val="20"/>
-          <w:szCs w:val="20"/>
-        </w:rPr>
-        <w:t>&gt;*</w:t>
-      </w:r>
-      <w:r>
-        <w:rPr>
-          <w:rFonts w:ascii="宋体" w:eastAsia="宋体" w:hAnsi="Times New Roman" w:cs="Times New Roman" w:hint="eastAsia"/>
-          <w:noProof/>
-          <w:color w:val="010001"/>
-          <w:kern w:val="0"/>
-          <w:sz w:val="20"/>
-          <w:szCs w:val="20"/>
-        </w:rPr>
-        <w:t>tids</w:t>
-      </w:r>
-      <w:r>
-        <w:rPr>
-          <w:rFonts w:ascii="宋体" w:eastAsia="宋体" w:hAnsi="Times New Roman" w:cs="Times New Roman"/>
-          <w:noProof/>
-          <w:kern w:val="0"/>
-          <w:sz w:val="20"/>
-          <w:szCs w:val="20"/>
-        </w:rPr>
-        <w:t xml:space="preserve"> )</w:t>
+        <w:rPr>
+          <w:rFonts w:hint="eastAsia"/>
+        </w:rPr>
+      </w:pPr>
+      <w:r>
+        <w:rPr>
+          <w:rFonts w:hint="eastAsia"/>
+        </w:rPr>
+        <w:t>2</w:t>
+      </w:r>
+      <w:r>
+        <w:rPr>
+          <w:rFonts w:hint="eastAsia"/>
+        </w:rPr>
+        <w:t>）</w:t>
+      </w:r>
+      <w:r>
+        <w:t>sdbTraceStart</w:t>
       </w:r>
     </w:p>
     <w:p>
@@ -1072,6 +624,138 @@
         <w:adjustRightInd w:val="0"/>
         <w:ind w:left="0"/>
         <w:jc w:val="left"/>
+        <w:rPr>
+          <w:rFonts w:hint="eastAsia"/>
+        </w:rPr>
+      </w:pPr>
+      <w:r>
+        <w:rPr>
+          <w:rFonts w:hint="eastAsia"/>
+        </w:rPr>
+        <w:t>增加一个</w:t>
+      </w:r>
+      <w:r>
+        <w:rPr>
+          <w:rFonts w:hint="eastAsia"/>
+        </w:rPr>
+        <w:t>char</w:t>
+      </w:r>
+      <w:r>
+        <w:rPr>
+          <w:rFonts w:hint="eastAsia"/>
+        </w:rPr>
+        <w:t>类型参数</w:t>
+      </w:r>
+      <w:r>
+        <w:t>pcTids</w:t>
+      </w:r>
+      <w:r>
+        <w:rPr>
+          <w:rFonts w:hint="eastAsia"/>
+        </w:rPr>
+        <w:t>，表示</w:t>
+      </w:r>
+      <w:r>
+        <w:rPr>
+          <w:rFonts w:hint="eastAsia"/>
+        </w:rPr>
+        <w:t>trace</w:t>
+      </w:r>
+      <w:r>
+        <w:rPr>
+          <w:rFonts w:hint="eastAsia"/>
+        </w:rPr>
+        <w:t>需要追踪的目标线程组，如</w:t>
+      </w:r>
+      <w:r>
+        <w:t>"22356,22388"</w:t>
+      </w:r>
+      <w:r>
+        <w:rPr>
+          <w:rFonts w:hint="eastAsia"/>
+        </w:rPr>
+        <w:t>，当为空时表示</w:t>
+      </w:r>
+      <w:r>
+        <w:rPr>
+          <w:rFonts w:hint="eastAsia"/>
+        </w:rPr>
+        <w:t>trace</w:t>
+      </w:r>
+      <w:r>
+        <w:rPr>
+          <w:rFonts w:hint="eastAsia"/>
+        </w:rPr>
+        <w:t>所有线程。</w:t>
+      </w:r>
+    </w:p>
+    <w:p>
+      <w:pPr>
+        <w:autoSpaceDE w:val="0"/>
+        <w:autoSpaceDN w:val="0"/>
+        <w:adjustRightInd w:val="0"/>
+        <w:ind w:left="0"/>
+        <w:jc w:val="left"/>
+      </w:pPr>
+      <w:r>
+        <w:t>SDB_EXPORT INT32 sdbTraceStart ( sdbConnectionHandle cHandle,</w:t>
+      </w:r>
+    </w:p>
+    <w:p>
+      <w:pPr>
+        <w:autoSpaceDE w:val="0"/>
+        <w:autoSpaceDN w:val="0"/>
+        <w:adjustRightInd w:val="0"/>
+        <w:ind w:left="0"/>
+        <w:jc w:val="left"/>
+      </w:pPr>
+      <w:r>
+        <w:t xml:space="preserve">                                 UINT32 traceBufferSize,</w:t>
+      </w:r>
+    </w:p>
+    <w:p>
+      <w:pPr>
+        <w:autoSpaceDE w:val="0"/>
+        <w:autoSpaceDN w:val="0"/>
+        <w:adjustRightInd w:val="0"/>
+        <w:ind w:left="0"/>
+        <w:jc w:val="left"/>
+      </w:pPr>
+      <w:r>
+        <w:t xml:space="preserve">                                 CHAR * component,</w:t>
+      </w:r>
+    </w:p>
+    <w:p>
+      <w:pPr>
+        <w:autoSpaceDE w:val="0"/>
+        <w:autoSpaceDN w:val="0"/>
+        <w:adjustRightInd w:val="0"/>
+        <w:ind w:left="0"/>
+        <w:jc w:val="left"/>
+      </w:pPr>
+      <w:r>
+        <w:t xml:space="preserve">                                 CHAR * breakPoint,</w:t>
+      </w:r>
+    </w:p>
+    <w:p>
+      <w:pPr>
+        <w:autoSpaceDE w:val="0"/>
+        <w:autoSpaceDN w:val="0"/>
+        <w:adjustRightInd w:val="0"/>
+        <w:ind w:left="0"/>
+        <w:jc w:val="left"/>
+      </w:pPr>
+      <w:r>
+        <w:t xml:space="preserve">                                 CHAR * pcTids) ;</w:t>
+      </w:r>
+    </w:p>
+    <w:p>
+      <w:pPr>
+        <w:autoSpaceDE w:val="0"/>
+        <w:autoSpaceDN w:val="0"/>
+        <w:adjustRightInd w:val="0"/>
+        <w:ind w:left="0"/>
+        <w:jc w:val="left"/>
       </w:pPr>
     </w:p>
     <w:p>
@@ -1082,7 +766,6 @@
         <w:rPr>
           <w:rFonts w:hint="eastAsia"/>
         </w:rPr>
-        <w:lastRenderedPageBreak/>
         <w:t>Story</w:t>
       </w:r>
       <w:r>
@@ -1528,6 +1211,7 @@
         <w:pStyle w:val="Heading3"/>
       </w:pPr>
       <w:r>
+        <w:lastRenderedPageBreak/>
         <w:t>T</w:t>
       </w:r>
       <w:r>
@@ -1753,7 +1437,6 @@
               <w:jc w:val="both"/>
             </w:pPr>
             <w:r>
-              <w:lastRenderedPageBreak/>
               <w:t xml:space="preserve">   ossTimestamp  _timestamp ;</w:t>
             </w:r>
           </w:p>
@@ -2471,7 +2154,6 @@
           <w:sz w:val="20"/>
           <w:szCs w:val="20"/>
         </w:rPr>
-        <w:lastRenderedPageBreak/>
         <w:t>PD_TRACE_EXITRC</w:t>
       </w:r>
       <w:r>
@@ -3692,6 +3374,7 @@
         <w:rPr>
           <w:rFonts w:hint="eastAsia"/>
         </w:rPr>
+        <w:lastRenderedPageBreak/>
         <w:t>内存块循环利用引起数据丢失问题</w:t>
       </w:r>
     </w:p>
@@ -3873,7 +3556,6 @@
         <w:pStyle w:val="Heading3"/>
       </w:pPr>
       <w:r>
-        <w:lastRenderedPageBreak/>
         <w:t>T</w:t>
       </w:r>
       <w:r>
@@ -4586,6 +4268,7 @@
         <w:rPr>
           <w:rFonts w:hint="eastAsia"/>
         </w:rPr>
+        <w:lastRenderedPageBreak/>
         <w:t>根据</w:t>
       </w:r>
       <w:r>
@@ -4792,7 +4475,6 @@
           <w:rFonts w:hint="eastAsia"/>
           <w:noProof/>
         </w:rPr>
-        <w:lastRenderedPageBreak/>
         <w:drawing>
           <wp:inline distT="0" distB="0" distL="0" distR="0">
             <wp:extent cx="3909261" cy="2041681"/>
@@ -5484,6 +5166,7 @@
               <w:jc w:val="both"/>
             </w:pPr>
             <w:r>
+              <w:lastRenderedPageBreak/>
               <w:t xml:space="preserve">   UINT32        _sequenceNum ;</w:t>
             </w:r>
           </w:p>

--- a/internal_doc/03.开发设计/性能/trace的优化改进.docx
+++ b/internal_doc/03.开发设计/性能/trace的优化改进.docx
@@ -413,9 +413,6 @@
         <w:adjustRightInd w:val="0"/>
         <w:ind w:left="0"/>
         <w:jc w:val="left"/>
-        <w:rPr>
-          <w:rFonts w:hint="eastAsia"/>
-        </w:rPr>
       </w:pPr>
       <w:r>
         <w:rPr>
@@ -503,9 +500,6 @@
         <w:adjustRightInd w:val="0"/>
         <w:ind w:left="0"/>
         <w:jc w:val="left"/>
-        <w:rPr>
-          <w:rFonts w:hint="eastAsia"/>
-        </w:rPr>
       </w:pPr>
       <w:r>
         <w:t>INT32 _pdTraceCB::start( UINT64 size, UINT32</w:t>
@@ -527,9 +521,6 @@
         <w:adjustRightInd w:val="0"/>
         <w:ind w:leftChars="1000" w:left="2100" w:firstLineChars="50" w:firstLine="105"/>
         <w:jc w:val="left"/>
-        <w:rPr>
-          <w:rFonts w:hint="eastAsia"/>
-        </w:rPr>
       </w:pPr>
       <w:r>
         <w:t>std::vector&lt;UINT64&gt;*funcCode,</w:t>
@@ -547,20 +538,28 @@
         </w:rPr>
       </w:pPr>
       <w:r>
+        <w:rPr>
+          <w:color w:val="FF0000"/>
+        </w:rPr>
         <w:t>std::vector&lt;UINT</w:t>
       </w:r>
       <w:r>
         <w:rPr>
           <w:rFonts w:hint="eastAsia"/>
+          <w:color w:val="FF0000"/>
         </w:rPr>
         <w:t>32</w:t>
       </w:r>
       <w:r>
+        <w:rPr>
+          <w:color w:val="FF0000"/>
+        </w:rPr>
         <w:t>&gt;*</w:t>
       </w:r>
       <w:r>
         <w:rPr>
           <w:rFonts w:hint="eastAsia"/>
+          <w:color w:val="FF0000"/>
         </w:rPr>
         <w:t>tids</w:t>
       </w:r>
@@ -571,7 +570,13 @@
         <w:rPr>
           <w:rFonts w:hint="eastAsia"/>
         </w:rPr>
-        <w:t xml:space="preserve"> ;</w:t>
+        <w:t xml:space="preserve"> </w:t>
+      </w:r>
+      <w:r>
+        <w:rPr>
+          <w:rFonts w:hint="eastAsia"/>
+        </w:rPr>
+        <w:t>;</w:t>
       </w:r>
     </w:p>
     <w:p>
@@ -581,14 +586,23 @@
         <w:adjustRightInd w:val="0"/>
         <w:ind w:left="0"/>
         <w:jc w:val="left"/>
-        <w:rPr>
-          <w:rFonts w:ascii="宋体" w:eastAsia="宋体" w:hAnsi="Times New Roman" w:cs="Times New Roman" w:hint="eastAsia"/>
-          <w:noProof/>
-          <w:kern w:val="0"/>
-          <w:sz w:val="20"/>
-          <w:szCs w:val="20"/>
-        </w:rPr>
-      </w:pPr>
+      </w:pPr>
+      <w:r>
+        <w:rPr>
+          <w:rFonts w:hint="eastAsia"/>
+        </w:rPr>
+        <w:lastRenderedPageBreak/>
+        <w:t>2</w:t>
+      </w:r>
+      <w:r>
+        <w:rPr>
+          <w:rFonts w:hint="eastAsia"/>
+        </w:rPr>
+        <w:t>）</w:t>
+      </w:r>
+      <w:r>
+        <w:t>sdbTraceStart</w:t>
+      </w:r>
     </w:p>
     <w:p>
       <w:pPr>
@@ -597,24 +611,66 @@
         <w:adjustRightInd w:val="0"/>
         <w:ind w:left="0"/>
         <w:jc w:val="left"/>
-        <w:rPr>
-          <w:rFonts w:hint="eastAsia"/>
-        </w:rPr>
-      </w:pPr>
-      <w:r>
-        <w:rPr>
-          <w:rFonts w:hint="eastAsia"/>
-        </w:rPr>
-        <w:t>2</w:t>
-      </w:r>
-      <w:r>
-        <w:rPr>
-          <w:rFonts w:hint="eastAsia"/>
-        </w:rPr>
-        <w:t>）</w:t>
-      </w:r>
-      <w:r>
-        <w:t>sdbTraceStart</w:t>
+      </w:pPr>
+      <w:r>
+        <w:rPr>
+          <w:rFonts w:hint="eastAsia"/>
+        </w:rPr>
+        <w:t>增加一个</w:t>
+      </w:r>
+      <w:r>
+        <w:rPr>
+          <w:rFonts w:hint="eastAsia"/>
+        </w:rPr>
+        <w:t>char</w:t>
+      </w:r>
+      <w:r>
+        <w:rPr>
+          <w:rFonts w:hint="eastAsia"/>
+        </w:rPr>
+        <w:t>类型参数</w:t>
+      </w:r>
+      <w:r>
+        <w:t>pcTids</w:t>
+      </w:r>
+      <w:r>
+        <w:rPr>
+          <w:rFonts w:hint="eastAsia"/>
+        </w:rPr>
+        <w:t>，表示</w:t>
+      </w:r>
+      <w:r>
+        <w:rPr>
+          <w:rFonts w:hint="eastAsia"/>
+        </w:rPr>
+        <w:t>trace</w:t>
+      </w:r>
+      <w:r>
+        <w:rPr>
+          <w:rFonts w:hint="eastAsia"/>
+        </w:rPr>
+        <w:t>需要追踪的目标线程组，如</w:t>
+      </w:r>
+      <w:r>
+        <w:t>"22356,22388"</w:t>
+      </w:r>
+      <w:r>
+        <w:rPr>
+          <w:rFonts w:hint="eastAsia"/>
+        </w:rPr>
+        <w:t>，当为空时表示</w:t>
+      </w:r>
+      <w:r>
+        <w:rPr>
+          <w:rFonts w:hint="eastAsia"/>
+        </w:rPr>
+        <w:t>trace</w:t>
+      </w:r>
+      <w:r>
+        <w:rPr>
+          <w:rFonts w:hint="eastAsia"/>
+        </w:rPr>
+        <w:t>所有线程。</w:t>
       </w:r>
     </w:p>
     <w:p>
@@ -624,69 +680,9 @@
         <w:adjustRightInd w:val="0"/>
         <w:ind w:left="0"/>
         <w:jc w:val="left"/>
-        <w:rPr>
-          <w:rFonts w:hint="eastAsia"/>
-        </w:rPr>
-      </w:pPr>
-      <w:r>
-        <w:rPr>
-          <w:rFonts w:hint="eastAsia"/>
-        </w:rPr>
-        <w:t>增加一个</w:t>
-      </w:r>
-      <w:r>
-        <w:rPr>
-          <w:rFonts w:hint="eastAsia"/>
-        </w:rPr>
-        <w:t>char</w:t>
-      </w:r>
-      <w:r>
-        <w:rPr>
-          <w:rFonts w:hint="eastAsia"/>
-        </w:rPr>
-        <w:t>类型参数</w:t>
-      </w:r>
-      <w:r>
-        <w:t>pcTids</w:t>
-      </w:r>
-      <w:r>
-        <w:rPr>
-          <w:rFonts w:hint="eastAsia"/>
-        </w:rPr>
-        <w:t>，表示</w:t>
-      </w:r>
-      <w:r>
-        <w:rPr>
-          <w:rFonts w:hint="eastAsia"/>
-        </w:rPr>
-        <w:t>trace</w:t>
-      </w:r>
-      <w:r>
-        <w:rPr>
-          <w:rFonts w:hint="eastAsia"/>
-        </w:rPr>
-        <w:t>需要追踪的目标线程组，如</w:t>
-      </w:r>
-      <w:r>
-        <w:t>"22356,22388"</w:t>
-      </w:r>
-      <w:r>
-        <w:rPr>
-          <w:rFonts w:hint="eastAsia"/>
-        </w:rPr>
-        <w:t>，当为空时表示</w:t>
-      </w:r>
-      <w:r>
-        <w:rPr>
-          <w:rFonts w:hint="eastAsia"/>
-        </w:rPr>
-        <w:t>trace</w:t>
-      </w:r>
-      <w:r>
-        <w:rPr>
-          <w:rFonts w:hint="eastAsia"/>
-        </w:rPr>
-        <w:t>所有线程。</w:t>
+      </w:pPr>
+      <w:r>
+        <w:t>SDB_EXPORT INT32 sdbTraceStart ( sdbConnectionHandle cHandle,</w:t>
       </w:r>
     </w:p>
     <w:p>
@@ -698,7 +694,7 @@
         <w:jc w:val="left"/>
       </w:pPr>
       <w:r>
-        <w:t>SDB_EXPORT INT32 sdbTraceStart ( sdbConnectionHandle cHandle,</w:t>
+        <w:t xml:space="preserve">                                 UINT32 traceBufferSize,</w:t>
       </w:r>
     </w:p>
     <w:p>
@@ -710,7 +706,7 @@
         <w:jc w:val="left"/>
       </w:pPr>
       <w:r>
-        <w:t xml:space="preserve">                                 UINT32 traceBufferSize,</w:t>
+        <w:t xml:space="preserve">                                 CHAR * component,</w:t>
       </w:r>
     </w:p>
     <w:p>
@@ -722,7 +718,7 @@
         <w:jc w:val="left"/>
       </w:pPr>
       <w:r>
-        <w:t xml:space="preserve">                                 CHAR * component,</w:t>
+        <w:t xml:space="preserve">                                 CHAR * breakPoint,</w:t>
       </w:r>
     </w:p>
     <w:p>
@@ -734,7 +730,16 @@
         <w:jc w:val="left"/>
       </w:pPr>
       <w:r>
-        <w:t xml:space="preserve">                                 CHAR * breakPoint,</w:t>
+        <w:t xml:space="preserve">                                 </w:t>
+      </w:r>
+      <w:r>
+        <w:rPr>
+          <w:color w:val="FF0000"/>
+        </w:rPr>
+        <w:t>CHAR * pcTids</w:t>
+      </w:r>
+      <w:r>
+        <w:t>) ;</w:t>
       </w:r>
     </w:p>
     <w:p>
@@ -744,10 +749,622 @@
         <w:adjustRightInd w:val="0"/>
         <w:ind w:left="0"/>
         <w:jc w:val="left"/>
-      </w:pPr>
-      <w:r>
-        <w:t xml:space="preserve">                                 CHAR * pcTids) ;</w:t>
-      </w:r>
+        <w:rPr>
+          <w:rFonts w:hint="eastAsia"/>
+        </w:rPr>
+      </w:pPr>
+      <w:r>
+        <w:rPr>
+          <w:rFonts w:hint="eastAsia"/>
+        </w:rPr>
+        <w:t>3</w:t>
+      </w:r>
+      <w:r>
+        <w:rPr>
+          <w:rFonts w:hint="eastAsia"/>
+        </w:rPr>
+        <w:t>）</w:t>
+      </w:r>
+      <w:r>
+        <w:rPr>
+          <w:rFonts w:hint="eastAsia"/>
+        </w:rPr>
+        <w:t>traceOn</w:t>
+      </w:r>
+    </w:p>
+    <w:p>
+      <w:pPr>
+        <w:autoSpaceDE w:val="0"/>
+        <w:autoSpaceDN w:val="0"/>
+        <w:adjustRightInd w:val="0"/>
+        <w:ind w:left="0"/>
+        <w:jc w:val="left"/>
+        <w:rPr>
+          <w:rFonts w:hint="eastAsia"/>
+        </w:rPr>
+      </w:pPr>
+      <w:r>
+        <w:rPr>
+          <w:rFonts w:hint="eastAsia"/>
+        </w:rPr>
+        <w:t>语法：</w:t>
+      </w:r>
+      <w:r>
+        <w:rPr>
+          <w:rFonts w:hint="eastAsia"/>
+        </w:rPr>
+        <w:t xml:space="preserve">db.traceOn( </w:t>
+      </w:r>
+      <w:r>
+        <w:rPr>
+          <w:rFonts w:hint="eastAsia"/>
+        </w:rPr>
+        <w:t>&lt;</w:t>
+      </w:r>
+      <w:r>
+        <w:rPr>
+          <w:rFonts w:hint="eastAsia"/>
+        </w:rPr>
+        <w:t>buffersize</w:t>
+      </w:r>
+      <w:r>
+        <w:rPr>
+          <w:rFonts w:hint="eastAsia"/>
+        </w:rPr>
+        <w:t>&gt;</w:t>
+      </w:r>
+      <w:r>
+        <w:rPr>
+          <w:rFonts w:hint="eastAsia"/>
+        </w:rPr>
+        <w:t>, [strComp], [strBreakPoint], [strTids] )</w:t>
+      </w:r>
+    </w:p>
+    <w:p>
+      <w:pPr>
+        <w:autoSpaceDE w:val="0"/>
+        <w:autoSpaceDN w:val="0"/>
+        <w:adjustRightInd w:val="0"/>
+        <w:ind w:left="0"/>
+        <w:jc w:val="left"/>
+        <w:rPr>
+          <w:rFonts w:hint="eastAsia"/>
+        </w:rPr>
+      </w:pPr>
+      <w:r>
+        <w:rPr>
+          <w:rFonts w:hint="eastAsia"/>
+        </w:rPr>
+        <w:t>参数描述</w:t>
+      </w:r>
+      <w:r>
+        <w:rPr>
+          <w:rFonts w:hint="eastAsia"/>
+        </w:rPr>
+        <w:t>：</w:t>
+      </w:r>
+    </w:p>
+    <w:tbl>
+      <w:tblPr>
+        <w:tblStyle w:val="TableGrid"/>
+        <w:tblW w:w="0" w:type="auto"/>
+        <w:tblLook w:val="04A0"/>
+      </w:tblPr>
+      <w:tblGrid>
+        <w:gridCol w:w="2130"/>
+        <w:gridCol w:w="1380"/>
+        <w:gridCol w:w="3686"/>
+        <w:gridCol w:w="1326"/>
+      </w:tblGrid>
+      <w:tr>
+        <w:tc>
+          <w:tcPr>
+            <w:tcW w:w="2130" w:type="dxa"/>
+          </w:tcPr>
+          <w:p>
+            <w:pPr>
+              <w:autoSpaceDE w:val="0"/>
+              <w:autoSpaceDN w:val="0"/>
+              <w:adjustRightInd w:val="0"/>
+              <w:ind w:left="0"/>
+              <w:jc w:val="left"/>
+              <w:rPr>
+                <w:rFonts w:hint="eastAsia"/>
+              </w:rPr>
+            </w:pPr>
+            <w:r>
+              <w:rPr>
+                <w:rFonts w:hint="eastAsia"/>
+              </w:rPr>
+              <w:t>参数名</w:t>
+            </w:r>
+          </w:p>
+        </w:tc>
+        <w:tc>
+          <w:tcPr>
+            <w:tcW w:w="1380" w:type="dxa"/>
+          </w:tcPr>
+          <w:p>
+            <w:pPr>
+              <w:autoSpaceDE w:val="0"/>
+              <w:autoSpaceDN w:val="0"/>
+              <w:adjustRightInd w:val="0"/>
+              <w:ind w:left="0"/>
+              <w:jc w:val="left"/>
+              <w:rPr>
+                <w:rFonts w:hint="eastAsia"/>
+              </w:rPr>
+            </w:pPr>
+            <w:r>
+              <w:rPr>
+                <w:rFonts w:hint="eastAsia"/>
+              </w:rPr>
+              <w:t>参数类型</w:t>
+            </w:r>
+          </w:p>
+        </w:tc>
+        <w:tc>
+          <w:tcPr>
+            <w:tcW w:w="3686" w:type="dxa"/>
+          </w:tcPr>
+          <w:p>
+            <w:pPr>
+              <w:autoSpaceDE w:val="0"/>
+              <w:autoSpaceDN w:val="0"/>
+              <w:adjustRightInd w:val="0"/>
+              <w:ind w:left="0"/>
+              <w:jc w:val="left"/>
+              <w:rPr>
+                <w:rFonts w:hint="eastAsia"/>
+              </w:rPr>
+            </w:pPr>
+            <w:r>
+              <w:rPr>
+                <w:rFonts w:hint="eastAsia"/>
+              </w:rPr>
+              <w:t>描述</w:t>
+            </w:r>
+          </w:p>
+        </w:tc>
+        <w:tc>
+          <w:tcPr>
+            <w:tcW w:w="1326" w:type="dxa"/>
+          </w:tcPr>
+          <w:p>
+            <w:pPr>
+              <w:autoSpaceDE w:val="0"/>
+              <w:autoSpaceDN w:val="0"/>
+              <w:adjustRightInd w:val="0"/>
+              <w:ind w:left="0"/>
+              <w:jc w:val="left"/>
+              <w:rPr>
+                <w:rFonts w:hint="eastAsia"/>
+              </w:rPr>
+            </w:pPr>
+            <w:r>
+              <w:rPr>
+                <w:rFonts w:hint="eastAsia"/>
+              </w:rPr>
+              <w:t>是否必填</w:t>
+            </w:r>
+          </w:p>
+        </w:tc>
+      </w:tr>
+      <w:tr>
+        <w:tc>
+          <w:tcPr>
+            <w:tcW w:w="2130" w:type="dxa"/>
+          </w:tcPr>
+          <w:p>
+            <w:pPr>
+              <w:autoSpaceDE w:val="0"/>
+              <w:autoSpaceDN w:val="0"/>
+              <w:adjustRightInd w:val="0"/>
+              <w:ind w:left="0"/>
+              <w:jc w:val="left"/>
+              <w:rPr>
+                <w:rFonts w:hint="eastAsia"/>
+              </w:rPr>
+            </w:pPr>
+            <w:r>
+              <w:rPr>
+                <w:rFonts w:hint="eastAsia"/>
+              </w:rPr>
+              <w:t>buffersize</w:t>
+            </w:r>
+          </w:p>
+        </w:tc>
+        <w:tc>
+          <w:tcPr>
+            <w:tcW w:w="1380" w:type="dxa"/>
+          </w:tcPr>
+          <w:p>
+            <w:pPr>
+              <w:autoSpaceDE w:val="0"/>
+              <w:autoSpaceDN w:val="0"/>
+              <w:adjustRightInd w:val="0"/>
+              <w:ind w:left="0"/>
+              <w:jc w:val="left"/>
+              <w:rPr>
+                <w:rFonts w:hint="eastAsia"/>
+              </w:rPr>
+            </w:pPr>
+            <w:r>
+              <w:rPr>
+                <w:rFonts w:hint="eastAsia"/>
+              </w:rPr>
+              <w:t>int</w:t>
+            </w:r>
+          </w:p>
+        </w:tc>
+        <w:tc>
+          <w:tcPr>
+            <w:tcW w:w="3686" w:type="dxa"/>
+          </w:tcPr>
+          <w:p>
+            <w:pPr>
+              <w:autoSpaceDE w:val="0"/>
+              <w:autoSpaceDN w:val="0"/>
+              <w:adjustRightInd w:val="0"/>
+              <w:ind w:left="0"/>
+              <w:jc w:val="left"/>
+              <w:rPr>
+                <w:rFonts w:hint="eastAsia"/>
+              </w:rPr>
+            </w:pPr>
+            <w:r>
+              <w:rPr>
+                <w:rFonts w:hint="eastAsia"/>
+              </w:rPr>
+              <w:t>开启追踪文件的大小，单位：字节</w:t>
+            </w:r>
+          </w:p>
+        </w:tc>
+        <w:tc>
+          <w:tcPr>
+            <w:tcW w:w="1326" w:type="dxa"/>
+          </w:tcPr>
+          <w:p>
+            <w:pPr>
+              <w:autoSpaceDE w:val="0"/>
+              <w:autoSpaceDN w:val="0"/>
+              <w:adjustRightInd w:val="0"/>
+              <w:ind w:left="0"/>
+              <w:jc w:val="left"/>
+              <w:rPr>
+                <w:rFonts w:hint="eastAsia"/>
+              </w:rPr>
+            </w:pPr>
+            <w:r>
+              <w:rPr>
+                <w:rFonts w:hint="eastAsia"/>
+              </w:rPr>
+              <w:t>是</w:t>
+            </w:r>
+          </w:p>
+        </w:tc>
+      </w:tr>
+      <w:tr>
+        <w:tc>
+          <w:tcPr>
+            <w:tcW w:w="2130" w:type="dxa"/>
+          </w:tcPr>
+          <w:p>
+            <w:pPr>
+              <w:autoSpaceDE w:val="0"/>
+              <w:autoSpaceDN w:val="0"/>
+              <w:adjustRightInd w:val="0"/>
+              <w:ind w:left="0"/>
+              <w:jc w:val="left"/>
+              <w:rPr>
+                <w:rFonts w:hint="eastAsia"/>
+              </w:rPr>
+            </w:pPr>
+            <w:r>
+              <w:rPr>
+                <w:rFonts w:hint="eastAsia"/>
+              </w:rPr>
+              <w:t>strComp</w:t>
+            </w:r>
+          </w:p>
+        </w:tc>
+        <w:tc>
+          <w:tcPr>
+            <w:tcW w:w="1380" w:type="dxa"/>
+          </w:tcPr>
+          <w:p>
+            <w:pPr>
+              <w:autoSpaceDE w:val="0"/>
+              <w:autoSpaceDN w:val="0"/>
+              <w:adjustRightInd w:val="0"/>
+              <w:ind w:left="0"/>
+              <w:jc w:val="left"/>
+              <w:rPr>
+                <w:rFonts w:hint="eastAsia"/>
+              </w:rPr>
+            </w:pPr>
+            <w:r>
+              <w:t>S</w:t>
+            </w:r>
+            <w:r>
+              <w:rPr>
+                <w:rFonts w:hint="eastAsia"/>
+              </w:rPr>
+              <w:t>tring</w:t>
+            </w:r>
+          </w:p>
+        </w:tc>
+        <w:tc>
+          <w:tcPr>
+            <w:tcW w:w="3686" w:type="dxa"/>
+          </w:tcPr>
+          <w:p>
+            <w:pPr>
+              <w:autoSpaceDE w:val="0"/>
+              <w:autoSpaceDN w:val="0"/>
+              <w:adjustRightInd w:val="0"/>
+              <w:ind w:left="0"/>
+              <w:jc w:val="left"/>
+              <w:rPr>
+                <w:rFonts w:hint="eastAsia"/>
+              </w:rPr>
+            </w:pPr>
+            <w:r>
+              <w:rPr>
+                <w:rFonts w:hint="eastAsia"/>
+              </w:rPr>
+              <w:t>指定模块，默认为所有模块</w:t>
+            </w:r>
+          </w:p>
+        </w:tc>
+        <w:tc>
+          <w:tcPr>
+            <w:tcW w:w="1326" w:type="dxa"/>
+          </w:tcPr>
+          <w:p>
+            <w:pPr>
+              <w:autoSpaceDE w:val="0"/>
+              <w:autoSpaceDN w:val="0"/>
+              <w:adjustRightInd w:val="0"/>
+              <w:ind w:left="0"/>
+              <w:jc w:val="left"/>
+              <w:rPr>
+                <w:rFonts w:hint="eastAsia"/>
+              </w:rPr>
+            </w:pPr>
+            <w:r>
+              <w:rPr>
+                <w:rFonts w:hint="eastAsia"/>
+              </w:rPr>
+              <w:t>否</w:t>
+            </w:r>
+          </w:p>
+        </w:tc>
+      </w:tr>
+      <w:tr>
+        <w:tc>
+          <w:tcPr>
+            <w:tcW w:w="2130" w:type="dxa"/>
+          </w:tcPr>
+          <w:p>
+            <w:pPr>
+              <w:autoSpaceDE w:val="0"/>
+              <w:autoSpaceDN w:val="0"/>
+              <w:adjustRightInd w:val="0"/>
+              <w:ind w:left="0"/>
+              <w:jc w:val="left"/>
+              <w:rPr>
+                <w:rFonts w:hint="eastAsia"/>
+              </w:rPr>
+            </w:pPr>
+            <w:r>
+              <w:rPr>
+                <w:rFonts w:hint="eastAsia"/>
+              </w:rPr>
+              <w:t>strBreakPoint</w:t>
+            </w:r>
+          </w:p>
+        </w:tc>
+        <w:tc>
+          <w:tcPr>
+            <w:tcW w:w="1380" w:type="dxa"/>
+          </w:tcPr>
+          <w:p>
+            <w:pPr>
+              <w:autoSpaceDE w:val="0"/>
+              <w:autoSpaceDN w:val="0"/>
+              <w:adjustRightInd w:val="0"/>
+              <w:ind w:left="0"/>
+              <w:jc w:val="left"/>
+              <w:rPr>
+                <w:rFonts w:hint="eastAsia"/>
+              </w:rPr>
+            </w:pPr>
+            <w:r>
+              <w:t>S</w:t>
+            </w:r>
+            <w:r>
+              <w:rPr>
+                <w:rFonts w:hint="eastAsia"/>
+              </w:rPr>
+              <w:t>tring</w:t>
+            </w:r>
+          </w:p>
+        </w:tc>
+        <w:tc>
+          <w:tcPr>
+            <w:tcW w:w="3686" w:type="dxa"/>
+          </w:tcPr>
+          <w:p>
+            <w:pPr>
+              <w:autoSpaceDE w:val="0"/>
+              <w:autoSpaceDN w:val="0"/>
+              <w:adjustRightInd w:val="0"/>
+              <w:ind w:left="0"/>
+              <w:jc w:val="left"/>
+              <w:rPr>
+                <w:rFonts w:hint="eastAsia"/>
+              </w:rPr>
+            </w:pPr>
+            <w:r>
+              <w:rPr>
+                <w:rFonts w:hint="eastAsia"/>
+              </w:rPr>
+              <w:t>函数断点追踪</w:t>
+            </w:r>
+          </w:p>
+        </w:tc>
+        <w:tc>
+          <w:tcPr>
+            <w:tcW w:w="1326" w:type="dxa"/>
+          </w:tcPr>
+          <w:p>
+            <w:pPr>
+              <w:autoSpaceDE w:val="0"/>
+              <w:autoSpaceDN w:val="0"/>
+              <w:adjustRightInd w:val="0"/>
+              <w:ind w:left="0"/>
+              <w:jc w:val="left"/>
+              <w:rPr>
+                <w:rFonts w:hint="eastAsia"/>
+              </w:rPr>
+            </w:pPr>
+            <w:r>
+              <w:rPr>
+                <w:rFonts w:hint="eastAsia"/>
+              </w:rPr>
+              <w:t>否</w:t>
+            </w:r>
+          </w:p>
+        </w:tc>
+      </w:tr>
+      <w:tr>
+        <w:tc>
+          <w:tcPr>
+            <w:tcW w:w="2130" w:type="dxa"/>
+          </w:tcPr>
+          <w:p>
+            <w:pPr>
+              <w:autoSpaceDE w:val="0"/>
+              <w:autoSpaceDN w:val="0"/>
+              <w:adjustRightInd w:val="0"/>
+              <w:ind w:left="0"/>
+              <w:jc w:val="left"/>
+              <w:rPr>
+                <w:rFonts w:hint="eastAsia"/>
+                <w:color w:val="FF0000"/>
+              </w:rPr>
+            </w:pPr>
+            <w:r>
+              <w:rPr>
+                <w:rFonts w:hint="eastAsia"/>
+                <w:color w:val="FF0000"/>
+              </w:rPr>
+              <w:t>strTids</w:t>
+            </w:r>
+          </w:p>
+        </w:tc>
+        <w:tc>
+          <w:tcPr>
+            <w:tcW w:w="1380" w:type="dxa"/>
+          </w:tcPr>
+          <w:p>
+            <w:pPr>
+              <w:autoSpaceDE w:val="0"/>
+              <w:autoSpaceDN w:val="0"/>
+              <w:adjustRightInd w:val="0"/>
+              <w:ind w:left="0"/>
+              <w:jc w:val="left"/>
+              <w:rPr>
+                <w:rFonts w:hint="eastAsia"/>
+                <w:color w:val="FF0000"/>
+              </w:rPr>
+            </w:pPr>
+            <w:r>
+              <w:rPr>
+                <w:color w:val="FF0000"/>
+              </w:rPr>
+              <w:t>S</w:t>
+            </w:r>
+            <w:r>
+              <w:rPr>
+                <w:rFonts w:hint="eastAsia"/>
+                <w:color w:val="FF0000"/>
+              </w:rPr>
+              <w:t>tring</w:t>
+            </w:r>
+          </w:p>
+        </w:tc>
+        <w:tc>
+          <w:tcPr>
+            <w:tcW w:w="3686" w:type="dxa"/>
+          </w:tcPr>
+          <w:p>
+            <w:pPr>
+              <w:autoSpaceDE w:val="0"/>
+              <w:autoSpaceDN w:val="0"/>
+              <w:adjustRightInd w:val="0"/>
+              <w:ind w:left="0"/>
+              <w:jc w:val="left"/>
+              <w:rPr>
+                <w:rFonts w:hint="eastAsia"/>
+                <w:color w:val="FF0000"/>
+              </w:rPr>
+            </w:pPr>
+            <w:r>
+              <w:rPr>
+                <w:rFonts w:hint="eastAsia"/>
+                <w:color w:val="FF0000"/>
+              </w:rPr>
+              <w:t>指定线程</w:t>
+            </w:r>
+            <w:r>
+              <w:rPr>
+                <w:rFonts w:hint="eastAsia"/>
+                <w:color w:val="FF0000"/>
+              </w:rPr>
+              <w:t>tid</w:t>
+            </w:r>
+          </w:p>
+        </w:tc>
+        <w:tc>
+          <w:tcPr>
+            <w:tcW w:w="1326" w:type="dxa"/>
+          </w:tcPr>
+          <w:p>
+            <w:pPr>
+              <w:autoSpaceDE w:val="0"/>
+              <w:autoSpaceDN w:val="0"/>
+              <w:adjustRightInd w:val="0"/>
+              <w:ind w:left="0"/>
+              <w:jc w:val="left"/>
+              <w:rPr>
+                <w:rFonts w:hint="eastAsia"/>
+                <w:color w:val="FF0000"/>
+              </w:rPr>
+            </w:pPr>
+            <w:r>
+              <w:rPr>
+                <w:rFonts w:hint="eastAsia"/>
+                <w:color w:val="FF0000"/>
+              </w:rPr>
+              <w:t>否</w:t>
+            </w:r>
+          </w:p>
+        </w:tc>
+      </w:tr>
+    </w:tbl>
+    <w:p>
+      <w:pPr>
+        <w:autoSpaceDE w:val="0"/>
+        <w:autoSpaceDN w:val="0"/>
+        <w:adjustRightInd w:val="0"/>
+        <w:ind w:left="0"/>
+        <w:jc w:val="left"/>
+        <w:rPr>
+          <w:rFonts w:hint="eastAsia"/>
+        </w:rPr>
+      </w:pPr>
     </w:p>
     <w:p>
       <w:pPr>
@@ -1145,7 +1762,14 @@
         <w:rPr>
           <w:rFonts w:hint="eastAsia"/>
         </w:rPr>
-        <w:t>，分析每个函数每次调用的执行时间，并保留最长的五个记录；</w:t>
+        <w:t>，分析每个函数每次调用的执行时间，并保留最长</w:t>
+      </w:r>
+      <w:r>
+        <w:rPr>
+          <w:rFonts w:hint="eastAsia"/>
+        </w:rPr>
+        <w:lastRenderedPageBreak/>
+        <w:t>的五个记录；</w:t>
       </w:r>
     </w:p>
     <w:p>
@@ -1211,7 +1835,6 @@
         <w:pStyle w:val="Heading3"/>
       </w:pPr>
       <w:r>
-        <w:lastRenderedPageBreak/>
         <w:t>T</w:t>
       </w:r>
       <w:r>
@@ -1777,6 +2400,7 @@
         <w:rPr>
           <w:noProof/>
         </w:rPr>
+        <w:lastRenderedPageBreak/>
         <w:drawing>
           <wp:inline distT="0" distB="0" distL="0" distR="0">
             <wp:extent cx="3617066" cy="1385799"/>
@@ -3374,7 +3998,6 @@
         <w:rPr>
           <w:rFonts w:hint="eastAsia"/>
         </w:rPr>
-        <w:lastRenderedPageBreak/>
         <w:t>内存块循环利用引起数据丢失问题</w:t>
       </w:r>
     </w:p>
@@ -4010,7 +4633,14 @@
         <w:rPr>
           <w:rFonts w:hint="eastAsia"/>
         </w:rPr>
-        <w:t>记录的量是非常庞大的，靠人工仅仅通过</w:t>
+        <w:t>记录的量是非常庞大的，靠人工仅仅</w:t>
+      </w:r>
+      <w:r>
+        <w:rPr>
+          <w:rFonts w:hint="eastAsia"/>
+        </w:rPr>
+        <w:lastRenderedPageBreak/>
+        <w:t>通过</w:t>
       </w:r>
       <w:r>
         <w:rPr>
@@ -4268,7 +4898,6 @@
         <w:rPr>
           <w:rFonts w:hint="eastAsia"/>
         </w:rPr>
-        <w:lastRenderedPageBreak/>
         <w:t>根据</w:t>
       </w:r>
       <w:r>
@@ -4971,6 +5600,7 @@
         <w:rPr>
           <w:noProof/>
         </w:rPr>
+        <w:lastRenderedPageBreak/>
         <w:drawing>
           <wp:inline distT="0" distB="0" distL="0" distR="0">
             <wp:extent cx="4287017" cy="1135901"/>
@@ -5166,7 +5796,6 @@
               <w:jc w:val="both"/>
             </w:pPr>
             <w:r>
-              <w:lastRenderedPageBreak/>
               <w:t xml:space="preserve">   UINT32        _sequenceNum ;</w:t>
             </w:r>
           </w:p>
@@ -5510,6 +6139,7 @@
         <w:rPr>
           <w:noProof/>
         </w:rPr>
+        <w:lastRenderedPageBreak/>
         <w:drawing>
           <wp:inline distT="0" distB="0" distL="0" distR="0">
             <wp:extent cx="5274310" cy="2544774"/>

--- a/internal_doc/03.开发设计/性能/trace的优化改进.docx
+++ b/internal_doc/03.开发设计/性能/trace的优化改进.docx
@@ -106,6 +106,18 @@
             <w:pPr>
               <w:ind w:left="0"/>
             </w:pPr>
+            <w:r>
+              <w:rPr>
+                <w:rFonts w:hint="eastAsia"/>
+              </w:rPr>
+              <w:t xml:space="preserve">2017-06-21  </w:t>
+            </w:r>
+            <w:r>
+              <w:rPr>
+                <w:rFonts w:hint="eastAsia"/>
+              </w:rPr>
+              <w:t>黄安生</w:t>
+            </w:r>
           </w:p>
         </w:tc>
         <w:tc>
@@ -116,6 +128,64 @@
             <w:pPr>
               <w:ind w:left="0"/>
             </w:pPr>
+            <w:r>
+              <w:rPr>
+                <w:rFonts w:hint="eastAsia"/>
+              </w:rPr>
+              <w:t>修改</w:t>
+            </w:r>
+            <w:r>
+              <w:rPr>
+                <w:rFonts w:hint="eastAsia"/>
+              </w:rPr>
+              <w:t>trace</w:t>
+            </w:r>
+            <w:r>
+              <w:rPr>
+                <w:rFonts w:hint="eastAsia"/>
+              </w:rPr>
+              <w:t>的</w:t>
+            </w:r>
+            <w:r>
+              <w:rPr>
+                <w:rFonts w:hint="eastAsia"/>
+              </w:rPr>
+              <w:t>client</w:t>
+            </w:r>
+            <w:r>
+              <w:rPr>
+                <w:rFonts w:hint="eastAsia"/>
+              </w:rPr>
+              <w:t>接口</w:t>
+            </w:r>
+          </w:p>
+        </w:tc>
+      </w:tr>
+      <w:tr>
+        <w:tc>
+          <w:tcPr>
+            <w:tcW w:w="2728" w:type="dxa"/>
+          </w:tcPr>
+          <w:p>
+            <w:pPr>
+              <w:ind w:left="0"/>
+              <w:rPr>
+                <w:rFonts w:hint="eastAsia"/>
+              </w:rPr>
+            </w:pPr>
+          </w:p>
+        </w:tc>
+        <w:tc>
+          <w:tcPr>
+            <w:tcW w:w="5437" w:type="dxa"/>
+          </w:tcPr>
+          <w:p>
+            <w:pPr>
+              <w:ind w:left="0"/>
+              <w:rPr>
+                <w:rFonts w:hint="eastAsia"/>
+              </w:rPr>
+            </w:pPr>
           </w:p>
         </w:tc>
       </w:tr>
@@ -533,14 +603,12 @@
         <w:adjustRightInd w:val="0"/>
         <w:ind w:leftChars="1000" w:left="2100" w:firstLineChars="50" w:firstLine="105"/>
         <w:jc w:val="left"/>
-        <w:rPr>
-          <w:rFonts w:hint="eastAsia"/>
-        </w:rPr>
       </w:pPr>
       <w:r>
         <w:rPr>
           <w:color w:val="FF0000"/>
         </w:rPr>
+        <w:lastRenderedPageBreak/>
         <w:t>std::vector&lt;UINT</w:t>
       </w:r>
       <w:r>
@@ -591,7 +659,6 @@
         <w:rPr>
           <w:rFonts w:hint="eastAsia"/>
         </w:rPr>
-        <w:lastRenderedPageBreak/>
         <w:t>2</w:t>
       </w:r>
       <w:r>
@@ -601,7 +668,13 @@
         <w:t>）</w:t>
       </w:r>
       <w:r>
-        <w:t>sdbTraceStart</w:t>
+        <w:t>sdbTraceStar</w:t>
+      </w:r>
+      <w:r>
+        <w:rPr>
+          <w:rFonts w:hint="eastAsia"/>
+        </w:rPr>
+        <w:t>t</w:t>
       </w:r>
     </w:p>
     <w:p>
@@ -692,9 +765,18 @@
         <w:adjustRightInd w:val="0"/>
         <w:ind w:left="0"/>
         <w:jc w:val="left"/>
-      </w:pPr>
-      <w:r>
-        <w:t xml:space="preserve">                                 UINT32 traceBufferSize,</w:t>
+        <w:rPr>
+          <w:i/>
+        </w:rPr>
+      </w:pPr>
+      <w:r>
+        <w:t xml:space="preserve">                                 </w:t>
+      </w:r>
+      <w:r>
+        <w:rPr>
+          <w:i/>
+        </w:rPr>
+        <w:t>UINT32 traceBufferSize,</w:t>
       </w:r>
     </w:p>
     <w:p>
@@ -704,8 +786,14 @@
         <w:adjustRightInd w:val="0"/>
         <w:ind w:left="0"/>
         <w:jc w:val="left"/>
-      </w:pPr>
-      <w:r>
+        <w:rPr>
+          <w:i/>
+        </w:rPr>
+      </w:pPr>
+      <w:r>
+        <w:rPr>
+          <w:i/>
+        </w:rPr>
         <w:t xml:space="preserve">                                 CHAR * component,</w:t>
       </w:r>
     </w:p>
@@ -716,8 +804,14 @@
         <w:adjustRightInd w:val="0"/>
         <w:ind w:left="0"/>
         <w:jc w:val="left"/>
-      </w:pPr>
-      <w:r>
+        <w:rPr>
+          <w:i/>
+        </w:rPr>
+      </w:pPr>
+      <w:r>
+        <w:rPr>
+          <w:i/>
+        </w:rPr>
         <w:t xml:space="preserve">                                 CHAR * breakPoint,</w:t>
       </w:r>
     </w:p>
@@ -728,17 +822,118 @@
         <w:adjustRightInd w:val="0"/>
         <w:ind w:left="0"/>
         <w:jc w:val="left"/>
-      </w:pPr>
-      <w:r>
-        <w:t xml:space="preserve">                                 </w:t>
-      </w:r>
-      <w:r>
-        <w:rPr>
+        <w:rPr>
+          <w:i/>
           <w:color w:val="FF0000"/>
         </w:rPr>
-        <w:t>CHAR * pcTids</w:t>
-      </w:r>
-      <w:r>
+      </w:pPr>
+      <w:r>
+        <w:rPr>
+          <w:i/>
+        </w:rPr>
+        <w:t xml:space="preserve">                                </w:t>
+      </w:r>
+      <w:r>
+        <w:rPr>
+          <w:i/>
+          <w:color w:val="FF0000"/>
+        </w:rPr>
+        <w:t xml:space="preserve"> </w:t>
+      </w:r>
+      <w:r>
+        <w:rPr>
+          <w:rFonts w:hint="eastAsia"/>
+          <w:i/>
+          <w:color w:val="FF0000"/>
+        </w:rPr>
+        <w:t>U</w:t>
+      </w:r>
+      <w:r>
+        <w:rPr>
+          <w:i/>
+          <w:color w:val="FF0000"/>
+        </w:rPr>
+        <w:t>I</w:t>
+      </w:r>
+      <w:r>
+        <w:rPr>
+          <w:rFonts w:hint="eastAsia"/>
+          <w:i/>
+          <w:color w:val="FF0000"/>
+        </w:rPr>
+        <w:t>nt32</w:t>
+      </w:r>
+      <w:r>
+        <w:rPr>
+          <w:i/>
+          <w:color w:val="FF0000"/>
+        </w:rPr>
+        <w:t xml:space="preserve"> </w:t>
+      </w:r>
+      <w:r>
+        <w:rPr>
+          <w:i/>
+          <w:color w:val="FF0000"/>
+        </w:rPr>
+        <w:t xml:space="preserve"> </w:t>
+      </w:r>
+      <w:r>
+        <w:rPr>
+          <w:rFonts w:hint="eastAsia"/>
+          <w:i/>
+          <w:color w:val="FF0000"/>
+        </w:rPr>
+        <w:t>*ti</w:t>
+      </w:r>
+      <w:r>
+        <w:rPr>
+          <w:i/>
+          <w:color w:val="FF0000"/>
+        </w:rPr>
+        <w:t>ds</w:t>
+      </w:r>
+      <w:r>
+        <w:rPr>
+          <w:rFonts w:hint="eastAsia"/>
+          <w:i/>
+          <w:color w:val="FF0000"/>
+        </w:rPr>
+        <w:t>,</w:t>
+      </w:r>
+    </w:p>
+    <w:p>
+      <w:pPr>
+        <w:autoSpaceDE w:val="0"/>
+        <w:autoSpaceDN w:val="0"/>
+        <w:adjustRightInd w:val="0"/>
+        <w:ind w:leftChars="1400" w:left="2940" w:firstLineChars="250" w:firstLine="525"/>
+        <w:jc w:val="left"/>
+        <w:rPr>
+          <w:i/>
+          <w:color w:val="FF0000"/>
+        </w:rPr>
+      </w:pPr>
+      <w:r>
+        <w:rPr>
+          <w:rFonts w:hint="eastAsia"/>
+          <w:i/>
+          <w:color w:val="FF0000"/>
+        </w:rPr>
+        <w:t xml:space="preserve">UINT32  </w:t>
+      </w:r>
+      <w:r>
+        <w:rPr>
+          <w:rFonts w:hint="eastAsia"/>
+          <w:i/>
+          <w:color w:val="FF0000"/>
+        </w:rPr>
+        <w:t xml:space="preserve">ntid </w:t>
+      </w:r>
+      <w:r>
+        <w:rPr>
+          <w:i/>
+          <w:color w:val="FF0000"/>
+        </w:rPr>
         <w:t>) ;</w:t>
       </w:r>
     </w:p>
@@ -750,26 +945,57 @@
         <w:ind w:left="0"/>
         <w:jc w:val="left"/>
         <w:rPr>
-          <w:rFonts w:hint="eastAsia"/>
-        </w:rPr>
-      </w:pPr>
-      <w:r>
-        <w:rPr>
-          <w:rFonts w:hint="eastAsia"/>
+          <w:i/>
+        </w:rPr>
+      </w:pPr>
+      <w:r>
+        <w:rPr>
+          <w:rFonts w:hint="eastAsia"/>
+          <w:i/>
         </w:rPr>
         <w:t>3</w:t>
       </w:r>
       <w:r>
         <w:rPr>
           <w:rFonts w:hint="eastAsia"/>
+          <w:i/>
         </w:rPr>
         <w:t>）</w:t>
       </w:r>
       <w:r>
         <w:rPr>
           <w:rFonts w:hint="eastAsia"/>
+          <w:i/>
         </w:rPr>
         <w:t>traceOn</w:t>
+      </w:r>
+      <w:r>
+        <w:rPr>
+          <w:rFonts w:hint="eastAsia"/>
+          <w:i/>
+        </w:rPr>
+        <w:t xml:space="preserve">  </w:t>
+      </w:r>
+      <w:r>
+        <w:rPr>
+          <w:rFonts w:hint="eastAsia"/>
+          <w:i/>
+        </w:rPr>
+        <w:t>禁掉</w:t>
+      </w:r>
+      <w:r>
+        <w:rPr>
+          <w:rFonts w:hint="eastAsia"/>
+          <w:i/>
+        </w:rPr>
+        <w:t>trace</w:t>
+      </w:r>
+      <w:r>
+        <w:rPr>
+          <w:rFonts w:hint="eastAsia"/>
+          <w:i/>
+        </w:rPr>
+        <w:t>接口修改</w:t>
       </w:r>
     </w:p>
     <w:p>
@@ -779,9 +1005,6 @@
         <w:adjustRightInd w:val="0"/>
         <w:ind w:left="0"/>
         <w:jc w:val="left"/>
-        <w:rPr>
-          <w:rFonts w:hint="eastAsia"/>
-        </w:rPr>
       </w:pPr>
       <w:r>
         <w:rPr>
@@ -827,9 +1050,6 @@
         <w:adjustRightInd w:val="0"/>
         <w:ind w:left="0"/>
         <w:jc w:val="left"/>
-        <w:rPr>
-          <w:rFonts w:hint="eastAsia"/>
-        </w:rPr>
       </w:pPr>
       <w:r>
         <w:rPr>
@@ -847,14 +1067,14 @@
     <w:tbl>
       <w:tblPr>
         <w:tblStyle w:val="TableGrid"/>
-        <w:tblW w:w="0" w:type="auto"/>
+        <w:tblW w:w="8613" w:type="dxa"/>
         <w:tblLook w:val="04A0"/>
       </w:tblPr>
       <w:tblGrid>
         <w:gridCol w:w="2130"/>
         <w:gridCol w:w="1380"/>
         <w:gridCol w:w="3686"/>
-        <w:gridCol w:w="1326"/>
+        <w:gridCol w:w="1417"/>
       </w:tblGrid>
       <w:tr>
         <w:tc>
@@ -868,9 +1088,6 @@
               <w:adjustRightInd w:val="0"/>
               <w:ind w:left="0"/>
               <w:jc w:val="left"/>
-              <w:rPr>
-                <w:rFonts w:hint="eastAsia"/>
-              </w:rPr>
             </w:pPr>
             <w:r>
               <w:rPr>
@@ -891,9 +1108,6 @@
               <w:adjustRightInd w:val="0"/>
               <w:ind w:left="0"/>
               <w:jc w:val="left"/>
-              <w:rPr>
-                <w:rFonts w:hint="eastAsia"/>
-              </w:rPr>
             </w:pPr>
             <w:r>
               <w:rPr>
@@ -914,9 +1128,6 @@
               <w:adjustRightInd w:val="0"/>
               <w:ind w:left="0"/>
               <w:jc w:val="left"/>
-              <w:rPr>
-                <w:rFonts w:hint="eastAsia"/>
-              </w:rPr>
             </w:pPr>
             <w:r>
               <w:rPr>
@@ -928,7 +1139,7 @@
         </w:tc>
         <w:tc>
           <w:tcPr>
-            <w:tcW w:w="1326" w:type="dxa"/>
+            <w:tcW w:w="1417" w:type="dxa"/>
           </w:tcPr>
           <w:p>
             <w:pPr>
@@ -937,9 +1148,6 @@
               <w:adjustRightInd w:val="0"/>
               <w:ind w:left="0"/>
               <w:jc w:val="left"/>
-              <w:rPr>
-                <w:rFonts w:hint="eastAsia"/>
-              </w:rPr>
             </w:pPr>
             <w:r>
               <w:rPr>
@@ -962,9 +1170,6 @@
               <w:adjustRightInd w:val="0"/>
               <w:ind w:left="0"/>
               <w:jc w:val="left"/>
-              <w:rPr>
-                <w:rFonts w:hint="eastAsia"/>
-              </w:rPr>
             </w:pPr>
             <w:r>
               <w:rPr>
@@ -985,9 +1190,6 @@
               <w:adjustRightInd w:val="0"/>
               <w:ind w:left="0"/>
               <w:jc w:val="left"/>
-              <w:rPr>
-                <w:rFonts w:hint="eastAsia"/>
-              </w:rPr>
             </w:pPr>
             <w:r>
               <w:rPr>
@@ -1008,9 +1210,6 @@
               <w:adjustRightInd w:val="0"/>
               <w:ind w:left="0"/>
               <w:jc w:val="left"/>
-              <w:rPr>
-                <w:rFonts w:hint="eastAsia"/>
-              </w:rPr>
             </w:pPr>
             <w:r>
               <w:rPr>
@@ -1022,7 +1221,7 @@
         </w:tc>
         <w:tc>
           <w:tcPr>
-            <w:tcW w:w="1326" w:type="dxa"/>
+            <w:tcW w:w="1417" w:type="dxa"/>
           </w:tcPr>
           <w:p>
             <w:pPr>
@@ -1031,9 +1230,6 @@
               <w:adjustRightInd w:val="0"/>
               <w:ind w:left="0"/>
               <w:jc w:val="left"/>
-              <w:rPr>
-                <w:rFonts w:hint="eastAsia"/>
-              </w:rPr>
             </w:pPr>
             <w:r>
               <w:rPr>
@@ -1056,9 +1252,6 @@
               <w:adjustRightInd w:val="0"/>
               <w:ind w:left="0"/>
               <w:jc w:val="left"/>
-              <w:rPr>
-                <w:rFonts w:hint="eastAsia"/>
-              </w:rPr>
             </w:pPr>
             <w:r>
               <w:rPr>
@@ -1079,9 +1272,6 @@
               <w:adjustRightInd w:val="0"/>
               <w:ind w:left="0"/>
               <w:jc w:val="left"/>
-              <w:rPr>
-                <w:rFonts w:hint="eastAsia"/>
-              </w:rPr>
             </w:pPr>
             <w:r>
               <w:t>S</w:t>
@@ -1105,9 +1295,6 @@
               <w:adjustRightInd w:val="0"/>
               <w:ind w:left="0"/>
               <w:jc w:val="left"/>
-              <w:rPr>
-                <w:rFonts w:hint="eastAsia"/>
-              </w:rPr>
             </w:pPr>
             <w:r>
               <w:rPr>
@@ -1119,7 +1306,7 @@
         </w:tc>
         <w:tc>
           <w:tcPr>
-            <w:tcW w:w="1326" w:type="dxa"/>
+            <w:tcW w:w="1417" w:type="dxa"/>
           </w:tcPr>
           <w:p>
             <w:pPr>
@@ -1128,9 +1315,6 @@
               <w:adjustRightInd w:val="0"/>
               <w:ind w:left="0"/>
               <w:jc w:val="left"/>
-              <w:rPr>
-                <w:rFonts w:hint="eastAsia"/>
-              </w:rPr>
             </w:pPr>
             <w:r>
               <w:rPr>
@@ -1153,9 +1337,6 @@
               <w:adjustRightInd w:val="0"/>
               <w:ind w:left="0"/>
               <w:jc w:val="left"/>
-              <w:rPr>
-                <w:rFonts w:hint="eastAsia"/>
-              </w:rPr>
             </w:pPr>
             <w:r>
               <w:rPr>
@@ -1176,9 +1357,6 @@
               <w:adjustRightInd w:val="0"/>
               <w:ind w:left="0"/>
               <w:jc w:val="left"/>
-              <w:rPr>
-                <w:rFonts w:hint="eastAsia"/>
-              </w:rPr>
             </w:pPr>
             <w:r>
               <w:t>S</w:t>
@@ -1202,9 +1380,6 @@
               <w:adjustRightInd w:val="0"/>
               <w:ind w:left="0"/>
               <w:jc w:val="left"/>
-              <w:rPr>
-                <w:rFonts w:hint="eastAsia"/>
-              </w:rPr>
             </w:pPr>
             <w:r>
               <w:rPr>
@@ -1216,7 +1391,7 @@
         </w:tc>
         <w:tc>
           <w:tcPr>
-            <w:tcW w:w="1326" w:type="dxa"/>
+            <w:tcW w:w="1417" w:type="dxa"/>
           </w:tcPr>
           <w:p>
             <w:pPr>
@@ -1225,9 +1400,6 @@
               <w:adjustRightInd w:val="0"/>
               <w:ind w:left="0"/>
               <w:jc w:val="left"/>
-              <w:rPr>
-                <w:rFonts w:hint="eastAsia"/>
-              </w:rPr>
             </w:pPr>
             <w:r>
               <w:rPr>
@@ -1251,16 +1423,22 @@
               <w:ind w:left="0"/>
               <w:jc w:val="left"/>
               <w:rPr>
+                <w:color w:val="FF0000"/>
+              </w:rPr>
+            </w:pPr>
+            <w:r>
+              <w:rPr>
                 <w:rFonts w:hint="eastAsia"/>
                 <w:color w:val="FF0000"/>
               </w:rPr>
-            </w:pPr>
+              <w:t>t</w:t>
+            </w:r>
             <w:r>
               <w:rPr>
                 <w:rFonts w:hint="eastAsia"/>
                 <w:color w:val="FF0000"/>
               </w:rPr>
-              <w:t>strTids</w:t>
+              <w:t>ids</w:t>
             </w:r>
           </w:p>
         </w:tc>
@@ -1276,22 +1454,22 @@
               <w:ind w:left="0"/>
               <w:jc w:val="left"/>
               <w:rPr>
+                <w:color w:val="FF0000"/>
+              </w:rPr>
+            </w:pPr>
+            <w:r>
+              <w:rPr>
                 <w:rFonts w:hint="eastAsia"/>
                 <w:color w:val="FF0000"/>
               </w:rPr>
-            </w:pPr>
-            <w:r>
-              <w:rPr>
-                <w:color w:val="FF0000"/>
-              </w:rPr>
-              <w:t>S</w:t>
+              <w:t>UINT/</w:t>
             </w:r>
             <w:r>
               <w:rPr>
                 <w:rFonts w:hint="eastAsia"/>
                 <w:color w:val="FF0000"/>
               </w:rPr>
-              <w:t>tring</w:t>
+              <w:t>Array</w:t>
             </w:r>
           </w:p>
         </w:tc>
@@ -1307,29 +1485,49 @@
               <w:ind w:left="0"/>
               <w:jc w:val="left"/>
               <w:rPr>
+                <w:color w:val="FF0000"/>
+              </w:rPr>
+            </w:pPr>
+            <w:r>
+              <w:rPr>
                 <w:rFonts w:hint="eastAsia"/>
                 <w:color w:val="FF0000"/>
               </w:rPr>
-            </w:pPr>
+              <w:t>指定线程</w:t>
+            </w:r>
             <w:r>
               <w:rPr>
                 <w:rFonts w:hint="eastAsia"/>
                 <w:color w:val="FF0000"/>
               </w:rPr>
-              <w:t>指定线程</w:t>
+              <w:t>tid</w:t>
             </w:r>
             <w:r>
               <w:rPr>
                 <w:rFonts w:hint="eastAsia"/>
                 <w:color w:val="FF0000"/>
               </w:rPr>
+              <w:t>或</w:t>
+            </w:r>
+            <w:r>
+              <w:rPr>
+                <w:rFonts w:hint="eastAsia"/>
+                <w:color w:val="FF0000"/>
+              </w:rPr>
               <w:t>tid</w:t>
+            </w:r>
+            <w:r>
+              <w:rPr>
+                <w:rFonts w:hint="eastAsia"/>
+                <w:color w:val="FF0000"/>
+              </w:rPr>
+              <w:t>组</w:t>
             </w:r>
           </w:p>
         </w:tc>
         <w:tc>
           <w:tcPr>
-            <w:tcW w:w="1326" w:type="dxa"/>
+            <w:tcW w:w="1417" w:type="dxa"/>
           </w:tcPr>
           <w:p>
             <w:pPr>
@@ -1339,7 +1537,6 @@
               <w:ind w:left="0"/>
               <w:jc w:val="left"/>
               <w:rPr>
-                <w:rFonts w:hint="eastAsia"/>
                 <w:color w:val="FF0000"/>
               </w:rPr>
             </w:pPr>
@@ -1361,10 +1558,49 @@
         <w:adjustRightInd w:val="0"/>
         <w:ind w:left="0"/>
         <w:jc w:val="left"/>
-        <w:rPr>
-          <w:rFonts w:hint="eastAsia"/>
-        </w:rPr>
-      </w:pPr>
+      </w:pPr>
+      <w:r>
+        <w:rPr>
+          <w:rFonts w:hint="eastAsia"/>
+        </w:rPr>
+        <w:t>例如：</w:t>
+      </w:r>
+      <w:r>
+        <w:rPr>
+          <w:rFonts w:hint="eastAsia"/>
+        </w:rPr>
+        <w:t xml:space="preserve">db.traceOn(10240000, </w:t>
+      </w:r>
+      <w:r>
+        <w:t>“</w:t>
+      </w:r>
+      <w:r>
+        <w:rPr>
+          <w:rFonts w:hint="eastAsia"/>
+        </w:rPr>
+        <w:t>cls, dms, mth</w:t>
+      </w:r>
+      <w:r>
+        <w:t>”</w:t>
+      </w:r>
+      <w:r>
+        <w:rPr>
+          <w:rFonts w:hint="eastAsia"/>
+        </w:rPr>
+        <w:t xml:space="preserve">, </w:t>
+      </w:r>
+      <w:r>
+        <w:t>“”</w:t>
+      </w:r>
+      <w:r>
+        <w:rPr>
+          <w:rFonts w:hint="eastAsia"/>
+        </w:rPr>
+        <w:t xml:space="preserve">, </w:t>
+      </w:r>
+      <w:r>
+        <w:t>12712 )</w:t>
+      </w:r>
     </w:p>
     <w:p>
       <w:pPr>
@@ -1374,6 +1610,69 @@
         <w:ind w:left="0"/>
         <w:jc w:val="left"/>
       </w:pPr>
+      <w:r>
+        <w:rPr>
+          <w:rFonts w:hint="eastAsia"/>
+        </w:rPr>
+        <w:t xml:space="preserve">      db.traceOn(10240000, </w:t>
+      </w:r>
+      <w:r>
+        <w:t>“</w:t>
+      </w:r>
+      <w:r>
+        <w:rPr>
+          <w:rFonts w:hint="eastAsia"/>
+        </w:rPr>
+        <w:t>cls, dms, mth</w:t>
+      </w:r>
+      <w:r>
+        <w:t>”</w:t>
+      </w:r>
+      <w:r>
+        <w:rPr>
+          <w:rFonts w:hint="eastAsia"/>
+        </w:rPr>
+        <w:t xml:space="preserve">, </w:t>
+      </w:r>
+      <w:r>
+        <w:t>“”</w:t>
+      </w:r>
+      <w:r>
+        <w:rPr>
+          <w:rFonts w:hint="eastAsia"/>
+        </w:rPr>
+        <w:t>, [</w:t>
+      </w:r>
+      <w:r>
+        <w:t>12712</w:t>
+      </w:r>
+      <w:r>
+        <w:rPr>
+          <w:rFonts w:hint="eastAsia"/>
+        </w:rPr>
+        <w:t>, 12713, 12714]</w:t>
+      </w:r>
+      <w:r>
+        <w:t xml:space="preserve"> )</w:t>
+      </w:r>
+    </w:p>
+    <w:p>
+      <w:pPr>
+        <w:autoSpaceDE w:val="0"/>
+        <w:autoSpaceDN w:val="0"/>
+        <w:adjustRightInd w:val="0"/>
+        <w:ind w:left="0"/>
+        <w:jc w:val="left"/>
+      </w:pPr>
+    </w:p>
+    <w:p>
+      <w:pPr>
+        <w:autoSpaceDE w:val="0"/>
+        <w:autoSpaceDN w:val="0"/>
+        <w:adjustRightInd w:val="0"/>
+        <w:ind w:left="0"/>
+        <w:jc w:val="left"/>
+      </w:pPr>
     </w:p>
     <w:p>
       <w:pPr>
@@ -1383,6 +1682,7 @@
         <w:rPr>
           <w:rFonts w:hint="eastAsia"/>
         </w:rPr>
+        <w:lastRenderedPageBreak/>
         <w:t>Story</w:t>
       </w:r>
       <w:r>
@@ -1762,14 +2062,7 @@
         <w:rPr>
           <w:rFonts w:hint="eastAsia"/>
         </w:rPr>
-        <w:t>，分析每个函数每次调用的执行时间，并保留最长</w:t>
-      </w:r>
-      <w:r>
-        <w:rPr>
-          <w:rFonts w:hint="eastAsia"/>
-        </w:rPr>
-        <w:lastRenderedPageBreak/>
-        <w:t>的五个记录；</w:t>
+        <w:t>，分析每个函数每次调用的执行时间，并保留最长的五个记录；</w:t>
       </w:r>
     </w:p>
     <w:p>
@@ -2060,6 +2353,7 @@
               <w:jc w:val="both"/>
             </w:pPr>
             <w:r>
+              <w:lastRenderedPageBreak/>
               <w:t xml:space="preserve">   ossTimestamp  _timestamp ;</w:t>
             </w:r>
           </w:p>
@@ -2400,7 +2694,6 @@
         <w:rPr>
           <w:noProof/>
         </w:rPr>
-        <w:lastRenderedPageBreak/>
         <w:drawing>
           <wp:inline distT="0" distB="0" distL="0" distR="0">
             <wp:extent cx="3617066" cy="1385799"/>
@@ -2778,6 +3071,7 @@
           <w:sz w:val="20"/>
           <w:szCs w:val="20"/>
         </w:rPr>
+        <w:lastRenderedPageBreak/>
         <w:t>PD_TRACE_EXITRC</w:t>
       </w:r>
       <w:r>
@@ -4179,6 +4473,7 @@
         <w:pStyle w:val="Heading3"/>
       </w:pPr>
       <w:r>
+        <w:lastRenderedPageBreak/>
         <w:t>T</w:t>
       </w:r>
       <w:r>
@@ -4633,14 +4928,7 @@
         <w:rPr>
           <w:rFonts w:hint="eastAsia"/>
         </w:rPr>
-        <w:t>记录的量是非常庞大的，靠人工仅仅</w:t>
-      </w:r>
-      <w:r>
-        <w:rPr>
-          <w:rFonts w:hint="eastAsia"/>
-        </w:rPr>
-        <w:lastRenderedPageBreak/>
-        <w:t>通过</w:t>
+        <w:t>记录的量是非常庞大的，靠人工仅仅通过</w:t>
       </w:r>
       <w:r>
         <w:rPr>
@@ -5104,6 +5392,7 @@
           <w:rFonts w:hint="eastAsia"/>
           <w:noProof/>
         </w:rPr>
+        <w:lastRenderedPageBreak/>
         <w:drawing>
           <wp:inline distT="0" distB="0" distL="0" distR="0">
             <wp:extent cx="3909261" cy="2041681"/>
@@ -5600,7 +5889,6 @@
         <w:rPr>
           <w:noProof/>
         </w:rPr>
-        <w:lastRenderedPageBreak/>
         <w:drawing>
           <wp:inline distT="0" distB="0" distL="0" distR="0">
             <wp:extent cx="4287017" cy="1135901"/>
@@ -6139,7 +6427,6 @@
         <w:rPr>
           <w:noProof/>
         </w:rPr>
-        <w:lastRenderedPageBreak/>
         <w:drawing>
           <wp:inline distT="0" distB="0" distL="0" distR="0">
             <wp:extent cx="5274310" cy="2544774"/>

--- a/internal_doc/03.开发设计/性能/trace的优化改进.docx
+++ b/internal_doc/03.开发设计/性能/trace的优化改进.docx
@@ -169,9 +169,6 @@
           <w:p>
             <w:pPr>
               <w:ind w:left="0"/>
-              <w:rPr>
-                <w:rFonts w:hint="eastAsia"/>
-              </w:rPr>
             </w:pPr>
           </w:p>
         </w:tc>
@@ -182,9 +179,6 @@
           <w:p>
             <w:pPr>
               <w:ind w:left="0"/>
-              <w:rPr>
-                <w:rFonts w:hint="eastAsia"/>
-              </w:rPr>
             </w:pPr>
           </w:p>
         </w:tc>
@@ -1493,21 +1487,21 @@
                 <w:rFonts w:hint="eastAsia"/>
                 <w:color w:val="FF0000"/>
               </w:rPr>
-              <w:t>指定线程</w:t>
+              <w:t>指定</w:t>
             </w:r>
             <w:r>
               <w:rPr>
                 <w:rFonts w:hint="eastAsia"/>
                 <w:color w:val="FF0000"/>
               </w:rPr>
-              <w:t>tid</w:t>
+              <w:t>某个或多个</w:t>
             </w:r>
             <w:r>
               <w:rPr>
                 <w:rFonts w:hint="eastAsia"/>
                 <w:color w:val="FF0000"/>
               </w:rPr>
-              <w:t>或</w:t>
+              <w:t>线程</w:t>
             </w:r>
             <w:r>
               <w:rPr>
@@ -1515,13 +1509,6 @@
                 <w:color w:val="FF0000"/>
               </w:rPr>
               <w:t>tid</w:t>
-            </w:r>
-            <w:r>
-              <w:rPr>
-                <w:rFonts w:hint="eastAsia"/>
-                <w:color w:val="FF0000"/>
-              </w:rPr>
-              <w:t>组</w:t>
             </w:r>
           </w:p>
         </w:tc>
@@ -1672,7 +1659,28 @@
         <w:adjustRightInd w:val="0"/>
         <w:ind w:left="0"/>
         <w:jc w:val="left"/>
-      </w:pPr>
+        <w:rPr>
+          <w:rFonts w:hint="eastAsia"/>
+        </w:rPr>
+      </w:pPr>
+      <w:r>
+        <w:rPr>
+          <w:rFonts w:hint="eastAsia"/>
+        </w:rPr>
+        <w:t>更新文档：</w:t>
+      </w:r>
+      <w:r>
+        <w:rPr>
+          <w:rFonts w:hint="eastAsia"/>
+        </w:rPr>
+        <w:t>trace</w:t>
+      </w:r>
+      <w:r>
+        <w:rPr>
+          <w:rFonts w:hint="eastAsia"/>
+        </w:rPr>
+        <w:t>接口说明</w:t>
+      </w:r>
     </w:p>
     <w:p>
       <w:pPr>
@@ -7266,12 +7274,6 @@
             <w:pPr>
               <w:ind w:left="0"/>
             </w:pPr>
-            <w:r>
-              <w:rPr>
-                <w:rFonts w:hint="eastAsia"/>
-              </w:rPr>
-              <w:t>Story.uniondb.mgr.001.001</w:t>
-            </w:r>
           </w:p>
         </w:tc>
         <w:tc>
@@ -7282,48 +7284,6 @@
             <w:pPr>
               <w:ind w:left="0"/>
             </w:pPr>
-            <w:r>
-              <w:rPr>
-                <w:rFonts w:hint="eastAsia"/>
-              </w:rPr>
-              <w:t>创建</w:t>
-            </w:r>
-            <w:r>
-              <w:rPr>
-                <w:rFonts w:hint="eastAsia"/>
-              </w:rPr>
-              <w:t xml:space="preserve">DB2 </w:t>
-            </w:r>
-            <w:r>
-              <w:rPr>
-                <w:rFonts w:hint="eastAsia"/>
-              </w:rPr>
-              <w:t>数据源和表</w:t>
-            </w:r>
-            <w:r>
-              <w:rPr>
-                <w:rFonts w:hint="eastAsia"/>
-              </w:rPr>
-              <w:t>,</w:t>
-            </w:r>
-            <w:r>
-              <w:rPr>
-                <w:rFonts w:hint="eastAsia"/>
-              </w:rPr>
-              <w:t>查询</w:t>
-            </w:r>
-            <w:r>
-              <w:rPr>
-                <w:rFonts w:hint="eastAsia"/>
-              </w:rPr>
-              <w:t>DB2</w:t>
-            </w:r>
-            <w:r>
-              <w:rPr>
-                <w:rFonts w:hint="eastAsia"/>
-              </w:rPr>
-              <w:t>数据表</w:t>
-            </w:r>
           </w:p>
         </w:tc>
         <w:tc>
@@ -7333,55 +7293,8 @@
           <w:p>
             <w:pPr>
               <w:pStyle w:val="ListParagraph"/>
-              <w:numPr>
-                <w:ilvl w:val="0"/>
-                <w:numId w:val="3"/>
-              </w:numPr>
-              <w:ind w:firstLineChars="0"/>
-            </w:pPr>
-            <w:r>
-              <w:rPr>
-                <w:rFonts w:hint="eastAsia"/>
-              </w:rPr>
-              <w:t>添加</w:t>
-            </w:r>
-            <w:r>
-              <w:rPr>
-                <w:rFonts w:hint="eastAsia"/>
-              </w:rPr>
-              <w:t xml:space="preserve">DB2 </w:t>
-            </w:r>
-            <w:r>
-              <w:rPr>
-                <w:rFonts w:hint="eastAsia"/>
-              </w:rPr>
-              <w:t>数据源</w:t>
-            </w:r>
-          </w:p>
-          <w:p>
-            <w:pPr>
-              <w:pStyle w:val="ListParagraph"/>
-              <w:numPr>
-                <w:ilvl w:val="0"/>
-                <w:numId w:val="3"/>
-              </w:numPr>
-              <w:ind w:firstLineChars="0"/>
-            </w:pPr>
-            <w:r>
-              <w:rPr>
-                <w:rFonts w:hint="eastAsia"/>
-              </w:rPr>
-              <w:t>创建表</w:t>
-            </w:r>
-            <w:r>
-              <w:t>…</w:t>
-            </w:r>
-            <w:r>
-              <w:rPr>
-                <w:rFonts w:hint="eastAsia"/>
-              </w:rPr>
-              <w:t>.</w:t>
-            </w:r>
+              <w:ind w:left="360" w:firstLineChars="0" w:firstLine="0"/>
+            </w:pPr>
           </w:p>
         </w:tc>
         <w:tc>
@@ -7392,12 +7305,6 @@
             <w:pPr>
               <w:ind w:left="0"/>
             </w:pPr>
-            <w:r>
-              <w:rPr>
-                <w:rFonts w:hint="eastAsia"/>
-              </w:rPr>
-              <w:t>查询结果与预期相同</w:t>
-            </w:r>
           </w:p>
         </w:tc>
       </w:tr>
@@ -7583,6 +7490,12 @@
             <w:pPr>
               <w:ind w:left="0"/>
             </w:pPr>
+            <w:r>
+              <w:rPr>
+                <w:rFonts w:hint="eastAsia"/>
+              </w:rPr>
+              <w:t>Y</w:t>
+            </w:r>
           </w:p>
         </w:tc>
         <w:tc>
@@ -7621,6 +7534,12 @@
             <w:pPr>
               <w:ind w:left="0"/>
             </w:pPr>
+            <w:r>
+              <w:rPr>
+                <w:rFonts w:hint="eastAsia"/>
+              </w:rPr>
+              <w:t>Y</w:t>
+            </w:r>
           </w:p>
         </w:tc>
         <w:tc>
@@ -7665,6 +7584,12 @@
             <w:pPr>
               <w:ind w:left="0"/>
             </w:pPr>
+            <w:r>
+              <w:rPr>
+                <w:rFonts w:hint="eastAsia"/>
+              </w:rPr>
+              <w:t>Y</w:t>
+            </w:r>
           </w:p>
         </w:tc>
         <w:tc>
@@ -7703,6 +7628,12 @@
             <w:pPr>
               <w:ind w:left="0"/>
             </w:pPr>
+            <w:r>
+              <w:rPr>
+                <w:rFonts w:hint="eastAsia"/>
+              </w:rPr>
+              <w:t>Y</w:t>
+            </w:r>
           </w:p>
         </w:tc>
         <w:tc>
@@ -7741,6 +7672,12 @@
             <w:pPr>
               <w:ind w:left="0"/>
             </w:pPr>
+            <w:r>
+              <w:rPr>
+                <w:rFonts w:hint="eastAsia"/>
+              </w:rPr>
+              <w:t>Y</w:t>
+            </w:r>
           </w:p>
         </w:tc>
         <w:tc>
@@ -7779,6 +7716,12 @@
             <w:pPr>
               <w:ind w:left="0"/>
             </w:pPr>
+            <w:r>
+              <w:rPr>
+                <w:rFonts w:hint="eastAsia"/>
+              </w:rPr>
+              <w:t>Y</w:t>
+            </w:r>
           </w:p>
         </w:tc>
         <w:tc>
@@ -7817,6 +7760,12 @@
             <w:pPr>
               <w:ind w:left="0"/>
             </w:pPr>
+            <w:r>
+              <w:rPr>
+                <w:rFonts w:hint="eastAsia"/>
+              </w:rPr>
+              <w:t>Y</w:t>
+            </w:r>
           </w:p>
         </w:tc>
         <w:tc>
@@ -7855,6 +7804,12 @@
             <w:pPr>
               <w:ind w:left="0"/>
             </w:pPr>
+            <w:r>
+              <w:rPr>
+                <w:rFonts w:hint="eastAsia"/>
+              </w:rPr>
+              <w:t>NA</w:t>
+            </w:r>
           </w:p>
         </w:tc>
         <w:tc>
@@ -7899,6 +7854,12 @@
             <w:pPr>
               <w:ind w:left="0"/>
             </w:pPr>
+            <w:r>
+              <w:rPr>
+                <w:rFonts w:hint="eastAsia"/>
+              </w:rPr>
+              <w:t>Y</w:t>
+            </w:r>
           </w:p>
         </w:tc>
         <w:tc>
